--- a/A1_104399731.docx
+++ b/A1_104399731.docx
@@ -286,7 +286,7 @@
             </w:rPr>
             <w:fldChar w:fldCharType="separate"/>
           </w:r>
-          <w:hyperlink w:anchor="_Toc242202796" w:history="1">
+          <w:hyperlink w:anchor="_Toc242562276" w:history="1">
             <w:r>
               <w:rPr>
                 <w:rStyle w:val="Hyperlink"/>
@@ -314,7 +314,7 @@
                 <w:noProof/>
                 <w:webHidden/>
               </w:rPr>
-              <w:instrText xml:space="preserve"> PAGEREF _Toc242202796 \h </w:instrText>
+              <w:instrText xml:space="preserve"> PAGEREF _Toc242562276 \h </w:instrText>
             </w:r>
             <w:r>
               <w:rPr>
@@ -357,7 +357,7 @@
               <w:sz w:val="24"/>
             </w:rPr>
           </w:pPr>
-          <w:hyperlink w:anchor="_Toc242202797" w:history="1">
+          <w:hyperlink w:anchor="_Toc242562277" w:history="1">
             <w:r>
               <w:rPr>
                 <w:rStyle w:val="Hyperlink"/>
@@ -385,7 +385,7 @@
                 <w:noProof/>
                 <w:webHidden/>
               </w:rPr>
-              <w:instrText xml:space="preserve"> PAGEREF _Toc242202797 \h </w:instrText>
+              <w:instrText xml:space="preserve"> PAGEREF _Toc242562277 \h </w:instrText>
             </w:r>
             <w:r>
               <w:rPr>
@@ -428,7 +428,7 @@
               <w:sz w:val="24"/>
             </w:rPr>
           </w:pPr>
-          <w:hyperlink w:anchor="_Toc242202798" w:history="1">
+          <w:hyperlink w:anchor="_Toc242562278" w:history="1">
             <w:r>
               <w:rPr>
                 <w:rStyle w:val="Hyperlink"/>
@@ -456,7 +456,7 @@
                 <w:noProof/>
                 <w:webHidden/>
               </w:rPr>
-              <w:instrText xml:space="preserve"> PAGEREF _Toc242202798 \h </w:instrText>
+              <w:instrText xml:space="preserve"> PAGEREF _Toc242562278 \h </w:instrText>
             </w:r>
             <w:r>
               <w:rPr>
@@ -499,13 +499,13 @@
               <w:sz w:val="24"/>
             </w:rPr>
           </w:pPr>
-          <w:hyperlink w:anchor="_Toc242202799" w:history="1">
+          <w:hyperlink w:anchor="_Toc242562279" w:history="1">
             <w:r>
               <w:rPr>
                 <w:rStyle w:val="Hyperlink"/>
                 <w:noProof/>
               </w:rPr>
-              <w:t>2.1 The Business Ethics Tension: Why Voluntary Guidelines Don't Constrain Commercial Behaviour</w:t>
+              <w:t>2.1 Operational Efficiency and Platform Incentives vs. Ethical Accountability</w:t>
             </w:r>
             <w:r>
               <w:rPr>
@@ -526,7 +526,7 @@
                 <w:noProof/>
                 <w:webHidden/>
               </w:rPr>
-              <w:instrText xml:space="preserve"> PAGEREF _Toc242202799 \h </w:instrText>
+              <w:instrText xml:space="preserve"> PAGEREF _Toc242562279 \h </w:instrText>
             </w:r>
             <w:r>
               <w:rPr>
@@ -569,13 +569,13 @@
               <w:sz w:val="24"/>
             </w:rPr>
           </w:pPr>
-          <w:hyperlink w:anchor="_Toc242202800" w:history="1">
+          <w:hyperlink w:anchor="_Toc242562280" w:history="1">
             <w:r>
               <w:rPr>
                 <w:rStyle w:val="Hyperlink"/>
                 <w:noProof/>
               </w:rPr>
-              <w:t>2.2 Case Study: Uber Cost-Cutting vs the Contestability Principle</w:t>
+              <w:t>2.1.1 Case Study: Uber – Algorithmic Management and Contestability</w:t>
             </w:r>
             <w:r>
               <w:rPr>
@@ -596,7 +596,7 @@
                 <w:noProof/>
                 <w:webHidden/>
               </w:rPr>
-              <w:instrText xml:space="preserve"> PAGEREF _Toc242202800 \h </w:instrText>
+              <w:instrText xml:space="preserve"> PAGEREF _Toc242562280 \h </w:instrText>
             </w:r>
             <w:r>
               <w:rPr>
@@ -639,13 +639,13 @@
               <w:sz w:val="24"/>
             </w:rPr>
           </w:pPr>
-          <w:hyperlink w:anchor="_Toc242202801" w:history="1">
+          <w:hyperlink w:anchor="_Toc242562281" w:history="1">
             <w:r>
               <w:rPr>
                 <w:rStyle w:val="Hyperlink"/>
                 <w:noProof/>
               </w:rPr>
-              <w:t>2.3 Case Study: Tesla Speed-to-Market vs. the Safety Principle</w:t>
+              <w:t>2.1.2 Case Study: X (Twitter) – Platform Engagement and Accountability</w:t>
             </w:r>
             <w:r>
               <w:rPr>
@@ -666,7 +666,7 @@
                 <w:noProof/>
                 <w:webHidden/>
               </w:rPr>
-              <w:instrText xml:space="preserve"> PAGEREF _Toc242202801 \h </w:instrText>
+              <w:instrText xml:space="preserve"> PAGEREF _Toc242562281 \h </w:instrText>
             </w:r>
             <w:r>
               <w:rPr>
@@ -709,13 +709,13 @@
               <w:sz w:val="24"/>
             </w:rPr>
           </w:pPr>
-          <w:hyperlink w:anchor="_Toc242202802" w:history="1">
+          <w:hyperlink w:anchor="_Toc242562282" w:history="1">
             <w:r>
               <w:rPr>
                 <w:rStyle w:val="Hyperlink"/>
                 <w:noProof/>
               </w:rPr>
-              <w:t>2.4 Case Study: Meta Data Monetisation vs. the Privacy Protection Principle</w:t>
+              <w:t>2.2 Rapid AI Innovation vs. Reliability and Safety</w:t>
             </w:r>
             <w:r>
               <w:rPr>
@@ -736,7 +736,7 @@
                 <w:noProof/>
                 <w:webHidden/>
               </w:rPr>
-              <w:instrText xml:space="preserve"> PAGEREF _Toc242202802 \h </w:instrText>
+              <w:instrText xml:space="preserve"> PAGEREF _Toc242562282 \h </w:instrText>
             </w:r>
             <w:r>
               <w:rPr>
@@ -756,7 +756,7 @@
                 <w:noProof/>
                 <w:webHidden/>
               </w:rPr>
-              <w:t>7</w:t>
+              <w:t>8</w:t>
             </w:r>
             <w:r>
               <w:rPr>
@@ -779,13 +779,13 @@
               <w:sz w:val="24"/>
             </w:rPr>
           </w:pPr>
-          <w:hyperlink w:anchor="_Toc242202803" w:history="1">
+          <w:hyperlink w:anchor="_Toc242562283" w:history="1">
             <w:r>
               <w:rPr>
                 <w:rStyle w:val="Hyperlink"/>
                 <w:noProof/>
               </w:rPr>
-              <w:t>2.5 Case Study: X (Twitter) Engagement Revenue vs. the Accountability Principle</w:t>
+              <w:t>2.2.1 Case Study: Tesla – Autopilot Safety</w:t>
             </w:r>
             <w:r>
               <w:rPr>
@@ -806,7 +806,7 @@
                 <w:noProof/>
                 <w:webHidden/>
               </w:rPr>
-              <w:instrText xml:space="preserve"> PAGEREF _Toc242202803 \h </w:instrText>
+              <w:instrText xml:space="preserve"> PAGEREF _Toc242562283 \h </w:instrText>
             </w:r>
             <w:r>
               <w:rPr>
@@ -849,13 +849,13 @@
               <w:sz w:val="24"/>
             </w:rPr>
           </w:pPr>
-          <w:hyperlink w:anchor="_Toc242202804" w:history="1">
+          <w:hyperlink w:anchor="_Toc242562284" w:history="1">
             <w:r>
               <w:rPr>
                 <w:rStyle w:val="Hyperlink"/>
                 <w:noProof/>
               </w:rPr>
-              <w:t>2.6 Cross-Case Synthesis</w:t>
+              <w:t>2.3 Data Monetisation vs. Privacy Protection</w:t>
             </w:r>
             <w:r>
               <w:rPr>
@@ -876,7 +876,7 @@
                 <w:noProof/>
                 <w:webHidden/>
               </w:rPr>
-              <w:instrText xml:space="preserve"> PAGEREF _Toc242202804 \h </w:instrText>
+              <w:instrText xml:space="preserve"> PAGEREF _Toc242562284 \h </w:instrText>
             </w:r>
             <w:r>
               <w:rPr>
@@ -919,14 +919,13 @@
               <w:sz w:val="24"/>
             </w:rPr>
           </w:pPr>
-          <w:hyperlink w:anchor="_Toc242202805" w:history="1">
+          <w:hyperlink w:anchor="_Toc242562285" w:history="1">
             <w:r>
               <w:rPr>
                 <w:rStyle w:val="Hyperlink"/>
-                <w:rFonts w:cs="Times New Roman"/>
-                <w:noProof/>
-              </w:rPr>
-              <w:t>3.0 Conclusion</w:t>
+                <w:noProof/>
+              </w:rPr>
+              <w:t>2.3.1 Case Study: Meta – Cambridge Analytica</w:t>
             </w:r>
             <w:r>
               <w:rPr>
@@ -947,7 +946,7 @@
                 <w:noProof/>
                 <w:webHidden/>
               </w:rPr>
-              <w:instrText xml:space="preserve"> PAGEREF _Toc242202805 \h </w:instrText>
+              <w:instrText xml:space="preserve"> PAGEREF _Toc242562285 \h </w:instrText>
             </w:r>
             <w:r>
               <w:rPr>
@@ -967,7 +966,7 @@
                 <w:noProof/>
                 <w:webHidden/>
               </w:rPr>
-              <w:t>11</w:t>
+              <w:t>10</w:t>
             </w:r>
             <w:r>
               <w:rPr>
@@ -990,14 +989,14 @@
               <w:sz w:val="24"/>
             </w:rPr>
           </w:pPr>
-          <w:hyperlink w:anchor="_Toc242202806" w:history="1">
+          <w:hyperlink w:anchor="_Toc242562286" w:history="1">
             <w:r>
               <w:rPr>
                 <w:rStyle w:val="Hyperlink"/>
                 <w:rFonts w:cs="Times New Roman"/>
                 <w:noProof/>
               </w:rPr>
-              <w:t>Acknowledgement</w:t>
+              <w:t>3.0 Conclusion</w:t>
             </w:r>
             <w:r>
               <w:rPr>
@@ -1018,7 +1017,7 @@
                 <w:noProof/>
                 <w:webHidden/>
               </w:rPr>
-              <w:instrText xml:space="preserve"> PAGEREF _Toc242202806 \h </w:instrText>
+              <w:instrText xml:space="preserve"> PAGEREF _Toc242562286 \h </w:instrText>
             </w:r>
             <w:r>
               <w:rPr>
@@ -1038,7 +1037,7 @@
                 <w:noProof/>
                 <w:webHidden/>
               </w:rPr>
-              <w:t>12</w:t>
+              <w:t>11</w:t>
             </w:r>
             <w:r>
               <w:rPr>
@@ -1061,13 +1060,84 @@
               <w:sz w:val="24"/>
             </w:rPr>
           </w:pPr>
-          <w:hyperlink w:anchor="_Toc242202807" w:history="1">
+          <w:hyperlink w:anchor="_Toc242562287" w:history="1">
             <w:r>
               <w:rPr>
                 <w:rStyle w:val="Hyperlink"/>
                 <w:rFonts w:cs="Times New Roman"/>
                 <w:noProof/>
               </w:rPr>
+              <w:t>Acknowledgement</w:t>
+            </w:r>
+            <w:r>
+              <w:rPr>
+                <w:noProof/>
+                <w:webHidden/>
+              </w:rPr>
+              <w:tab/>
+            </w:r>
+            <w:r>
+              <w:rPr>
+                <w:noProof/>
+                <w:webHidden/>
+              </w:rPr>
+              <w:fldChar w:fldCharType="begin"/>
+            </w:r>
+            <w:r>
+              <w:rPr>
+                <w:noProof/>
+                <w:webHidden/>
+              </w:rPr>
+              <w:instrText xml:space="preserve"> PAGEREF _Toc242562287 \h </w:instrText>
+            </w:r>
+            <w:r>
+              <w:rPr>
+                <w:noProof/>
+                <w:webHidden/>
+              </w:rPr>
+            </w:r>
+            <w:r>
+              <w:rPr>
+                <w:noProof/>
+                <w:webHidden/>
+              </w:rPr>
+              <w:fldChar w:fldCharType="separate"/>
+            </w:r>
+            <w:r>
+              <w:rPr>
+                <w:noProof/>
+                <w:webHidden/>
+              </w:rPr>
+              <w:t>12</w:t>
+            </w:r>
+            <w:r>
+              <w:rPr>
+                <w:noProof/>
+                <w:webHidden/>
+              </w:rPr>
+              <w:fldChar w:fldCharType="end"/>
+            </w:r>
+          </w:hyperlink>
+        </w:p>
+        <w:p>
+          <w:pPr>
+            <w:pStyle w:val="TOC1"/>
+            <w:tabs>
+              <w:tab w:val="right" w:leader="dot" w:pos="9016"/>
+            </w:tabs>
+            <w:rPr>
+              <w:rFonts w:asciiTheme="minorHAnsi" w:hAnsiTheme="minorHAnsi"/>
+              <w:noProof/>
+              <w:sz w:val="24"/>
+            </w:rPr>
+          </w:pPr>
+          <w:hyperlink w:anchor="_Toc242562288" w:history="1">
+            <w:r>
+              <w:rPr>
+                <w:rStyle w:val="Hyperlink"/>
+                <w:rFonts w:cs="Times New Roman"/>
+                <w:noProof/>
+              </w:rPr>
               <w:t>References</w:t>
             </w:r>
             <w:r>
@@ -1089,7 +1159,7 @@
                 <w:noProof/>
                 <w:webHidden/>
               </w:rPr>
-              <w:instrText xml:space="preserve"> PAGEREF _Toc242202807 \h </w:instrText>
+              <w:instrText xml:space="preserve"> PAGEREF _Toc242562288 \h </w:instrText>
             </w:r>
             <w:r>
               <w:rPr>
@@ -1109,7 +1179,7 @@
                 <w:noProof/>
                 <w:webHidden/>
               </w:rPr>
-              <w:t>12</w:t>
+              <w:t>13</w:t>
             </w:r>
             <w:r>
               <w:rPr>
@@ -1215,10 +1285,246 @@
     </w:p>
     <w:p>
       <w:pPr>
+        <w:pStyle w:val="Heading1"/>
         <w:rPr>
           <w:rFonts w:cs="Times New Roman"/>
         </w:rPr>
       </w:pPr>
+      <w:bookmarkStart w:id="0" w:name="_Toc242562276"/>
+      <w:r>
+        <w:rPr>
+          <w:rFonts w:cs="Times New Roman"/>
+        </w:rPr>
+        <w:lastRenderedPageBreak/>
+        <w:t>Executive Summary</w:t>
+      </w:r>
+      <w:bookmarkEnd w:id="0"/>
+    </w:p>
+    <w:p>
+      <w:pPr>
+        <w:rPr>
+          <w:rFonts w:eastAsia="Times New Roman" w:cs="Times New Roman"/>
+          <w:kern w:val="0"/>
+          <w:szCs w:val="28"/>
+          <w:lang w:eastAsia="en-US"/>
+          <w14:ligatures w14:val="none"/>
+        </w:rPr>
+      </w:pPr>
+      <w:proofErr w:type="gramStart"/>
+      <w:r>
+        <w:rPr>
+          <w:rFonts w:eastAsia="Times New Roman" w:cs="Times New Roman"/>
+          <w:kern w:val="0"/>
+          <w:szCs w:val="28"/>
+          <w:lang w:eastAsia="en-US"/>
+          <w14:ligatures w14:val="none"/>
+        </w:rPr>
+        <w:t>A number of</w:t>
+      </w:r>
+      <w:proofErr w:type="gramEnd"/>
+      <w:r>
+        <w:rPr>
+          <w:rFonts w:eastAsia="Times New Roman" w:cs="Times New Roman"/>
+          <w:kern w:val="0"/>
+          <w:szCs w:val="28"/>
+          <w:lang w:eastAsia="en-US"/>
+          <w14:ligatures w14:val="none"/>
+        </w:rPr>
+        <w:t xml:space="preserve"> AI ethics frameworks share a common set of principles, including fairness, transparency, accountability, safety and human-centred design. These include </w:t>
+      </w:r>
+      <w:r>
+        <w:rPr>
+          <w:rFonts w:eastAsia="Times New Roman" w:cs="Times New Roman"/>
+          <w:kern w:val="0"/>
+          <w:szCs w:val="28"/>
+          <w:lang w:eastAsia="en-US"/>
+          <w14:ligatures w14:val="none"/>
+        </w:rPr>
+        <w:t>Australia’s</w:t>
+      </w:r>
+      <w:r>
+        <w:rPr>
+          <w:rFonts w:eastAsia="Times New Roman" w:cs="Times New Roman"/>
+          <w:kern w:val="0"/>
+          <w:szCs w:val="28"/>
+          <w:lang w:eastAsia="en-US"/>
+          <w14:ligatures w14:val="none"/>
+        </w:rPr>
+        <w:t xml:space="preserve"> </w:t>
+      </w:r>
+      <w:r>
+        <w:rPr>
+          <w:rFonts w:eastAsia="Times New Roman" w:cs="Times New Roman"/>
+          <w:kern w:val="0"/>
+          <w:szCs w:val="28"/>
+          <w:lang w:eastAsia="en-US"/>
+          <w14:ligatures w14:val="none"/>
+        </w:rPr>
+        <w:t xml:space="preserve">AI Ethics Principles, Australia’s Guidance for AI Adoption, the National Guidelines on AI Governance and Ethics in Malaysia, and </w:t>
+      </w:r>
+      <w:proofErr w:type="spellStart"/>
+      <w:r>
+        <w:rPr>
+          <w:rFonts w:eastAsia="Times New Roman" w:cs="Times New Roman"/>
+          <w:kern w:val="0"/>
+          <w:szCs w:val="28"/>
+          <w:lang w:eastAsia="en-US"/>
+          <w14:ligatures w14:val="none"/>
+        </w:rPr>
+        <w:t>Hagendorff’s</w:t>
+      </w:r>
+      <w:proofErr w:type="spellEnd"/>
+      <w:r>
+        <w:rPr>
+          <w:rFonts w:eastAsia="Times New Roman" w:cs="Times New Roman"/>
+          <w:kern w:val="0"/>
+          <w:szCs w:val="28"/>
+          <w:lang w:eastAsia="en-US"/>
+          <w14:ligatures w14:val="none"/>
+        </w:rPr>
+        <w:t xml:space="preserve"> review of twenty-two AI ethics guidelines around the world [1]. But companies that develop and employ AI are also interested in </w:t>
+      </w:r>
+      <w:r>
+        <w:rPr>
+          <w:rFonts w:eastAsia="Times New Roman" w:cs="Times New Roman"/>
+          <w:kern w:val="0"/>
+          <w:szCs w:val="28"/>
+          <w:lang w:eastAsia="en-US"/>
+          <w14:ligatures w14:val="none"/>
+        </w:rPr>
+        <w:t>maximising</w:t>
+      </w:r>
+      <w:r>
+        <w:rPr>
+          <w:rFonts w:eastAsia="Times New Roman" w:cs="Times New Roman"/>
+          <w:kern w:val="0"/>
+          <w:szCs w:val="28"/>
+          <w:lang w:eastAsia="en-US"/>
+          <w14:ligatures w14:val="none"/>
+        </w:rPr>
+        <w:t xml:space="preserve"> profits, commercial gains, and the ability to outdo competitors; these interests are often at odds with ethical values. This report investigates this battle and seeks to understand why voluntary, principle-based guidelines often do not </w:t>
+      </w:r>
+      <w:r>
+        <w:rPr>
+          <w:rFonts w:eastAsia="Times New Roman" w:cs="Times New Roman"/>
+          <w:kern w:val="0"/>
+          <w:szCs w:val="28"/>
+          <w:lang w:eastAsia="en-US"/>
+          <w14:ligatures w14:val="none"/>
+        </w:rPr>
+        <w:t>lead companies to act responsibly</w:t>
+      </w:r>
+      <w:r>
+        <w:rPr>
+          <w:rFonts w:eastAsia="Times New Roman" w:cs="Times New Roman"/>
+          <w:kern w:val="0"/>
+          <w:szCs w:val="28"/>
+          <w:lang w:eastAsia="en-US"/>
+          <w14:ligatures w14:val="none"/>
+        </w:rPr>
+        <w:t>.</w:t>
+      </w:r>
+    </w:p>
+    <w:p>
+      <w:pPr>
+        <w:rPr>
+          <w:rFonts w:eastAsia="Times New Roman"/>
+          <w:kern w:val="0"/>
+          <w:szCs w:val="28"/>
+          <w:lang w:eastAsia="en-US"/>
+          <w14:ligatures w14:val="none"/>
+        </w:rPr>
+      </w:pPr>
+      <w:r>
+        <w:rPr>
+          <w:rFonts w:eastAsia="Times New Roman" w:cs="Times New Roman"/>
+          <w:kern w:val="0"/>
+          <w:szCs w:val="28"/>
+          <w:lang w:eastAsia="en-US"/>
+          <w14:ligatures w14:val="none"/>
+        </w:rPr>
+        <w:t xml:space="preserve">The report looks at four cases: Uber’s use of algorithms to manage its drivers, X’s (formerly Twitter) content moderation, Tesla’s Autopilot safety record, and Meta’s (then Facebook) handling of user data in the Cambridge Analytica scandal. The cases show a similar pattern. </w:t>
+      </w:r>
+      <w:r>
+        <w:rPr>
+          <w:rFonts w:eastAsia="Times New Roman" w:cs="Times New Roman"/>
+          <w:kern w:val="0"/>
+          <w:szCs w:val="28"/>
+          <w:lang w:eastAsia="en-US"/>
+          <w14:ligatures w14:val="none"/>
+        </w:rPr>
+        <w:t>C</w:t>
+      </w:r>
+      <w:r>
+        <w:rPr>
+          <w:rFonts w:eastAsia="Times New Roman" w:cs="Times New Roman"/>
+          <w:kern w:val="0"/>
+          <w:szCs w:val="28"/>
+          <w:lang w:eastAsia="en-US"/>
+          <w14:ligatures w14:val="none"/>
+        </w:rPr>
+        <w:t>ommercial incentives and responsible practice</w:t>
+      </w:r>
+      <w:r>
+        <w:rPr>
+          <w:rFonts w:eastAsia="Times New Roman" w:cs="Times New Roman"/>
+          <w:kern w:val="0"/>
+          <w:szCs w:val="28"/>
+          <w:lang w:eastAsia="en-US"/>
+          <w14:ligatures w14:val="none"/>
+        </w:rPr>
+        <w:t>s</w:t>
+      </w:r>
+      <w:r>
+        <w:rPr>
+          <w:rFonts w:eastAsia="Times New Roman" w:cs="Times New Roman"/>
+          <w:kern w:val="0"/>
+          <w:szCs w:val="28"/>
+          <w:lang w:eastAsia="en-US"/>
+          <w14:ligatures w14:val="none"/>
+        </w:rPr>
+        <w:t xml:space="preserve"> often clash, especially when the responsible practice has a direct cost or impact on the business. The guidelines are also voluntary and sparsely enforced. Overall, the four cases imply that the conflict between ethics and business goals might be hard to address with voluntary, non-binding AI ethics guidelines. </w:t>
+      </w:r>
+      <w:r>
+        <w:rPr>
+          <w:rFonts w:eastAsia="Times New Roman" w:cs="Times New Roman"/>
+          <w:kern w:val="0"/>
+          <w:szCs w:val="28"/>
+          <w:lang w:eastAsia="en-US"/>
+          <w14:ligatures w14:val="none"/>
+        </w:rPr>
+        <w:t>The report concludes with recommendations for better regulatory practice and for transparency reporting to become mandatory, and ethical requirements to be enshrined into governance, rather than</w:t>
+      </w:r>
+      <w:r>
+        <w:rPr>
+          <w:rFonts w:eastAsia="Times New Roman" w:cs="Times New Roman"/>
+          <w:kern w:val="0"/>
+          <w:szCs w:val="28"/>
+          <w:lang w:eastAsia="en-US"/>
+          <w14:ligatures w14:val="none"/>
+        </w:rPr>
+        <w:t xml:space="preserve"> </w:t>
+      </w:r>
+      <w:r>
+        <w:rPr>
+          <w:rFonts w:eastAsia="Times New Roman"/>
+          <w:kern w:val="0"/>
+          <w:szCs w:val="28"/>
+          <w:lang w:eastAsia="en-US"/>
+          <w14:ligatures w14:val="none"/>
+        </w:rPr>
+        <w:t>relying only on voluntary commitments</w:t>
+      </w:r>
+      <w:r>
+        <w:rPr>
+          <w:rFonts w:eastAsia="Times New Roman" w:cs="Times New Roman"/>
+          <w:kern w:val="0"/>
+          <w:szCs w:val="28"/>
+          <w:lang w:eastAsia="en-US"/>
+          <w14:ligatures w14:val="none"/>
+        </w:rPr>
+        <w:t>.</w:t>
+      </w:r>
     </w:p>
     <w:p>
       <w:pPr>
@@ -1227,59 +1533,17 @@
           <w:rFonts w:cs="Times New Roman"/>
         </w:rPr>
       </w:pPr>
-      <w:bookmarkStart w:id="0" w:name="_Toc242202796"/>
+      <w:bookmarkStart w:id="1" w:name="_Toc242562277"/>
       <w:r>
         <w:rPr>
           <w:rFonts w:cs="Times New Roman"/>
         </w:rPr>
-        <w:t>Executive Summary</w:t>
-      </w:r>
-      <w:bookmarkEnd w:id="0"/>
-    </w:p>
-    <w:p>
-      <w:pPr>
+        <w:t xml:space="preserve">1.0 </w:t>
+      </w:r>
+      <w:r>
         <w:rPr>
           <w:rFonts w:cs="Times New Roman"/>
         </w:rPr>
-      </w:pPr>
-      <w:r>
-        <w:rPr>
-          <w:rFonts w:cs="Times New Roman"/>
-        </w:rPr>
-        <w:t>There is broad consensus among artificial intelligence (AI) ethics frameworks (e.g. Australia's AI Ethics Principles, Australia's Guidance for AI Adoption, Malaysia's National Guidelines on AI Governance and Ethics, and Hagendorff's (2020) critical review of twenty-two global guidelines) on a common set of values including fairness, transparency, accountability, safety and human-centred design. But at the same time, the profit maximisation, competitive speed and shareholder expectations that motivate the development and deployment of standard artificial intelligence systems often work against these normative commitments. This report explores that structural tension between AI ethics and business imperatives, and asks why voluntary, principle-based guidance so often fails to constrain commercial behaviour in practice.</w:t>
-      </w:r>
-    </w:p>
-    <w:p>
-      <w:pPr>
-        <w:rPr>
-          <w:rFonts w:cs="Times New Roman"/>
-        </w:rPr>
-      </w:pPr>
-      <w:r>
-        <w:rPr>
-          <w:rFonts w:cs="Times New Roman"/>
-        </w:rPr>
-        <w:t>The report looks at four recent cases from the field – Uber's use of algorithms to manage its workforce, Tesla's record on Autopilot safety, Meta's handling of user data in the Cambridge Analytica scandal, and X's (formerly Twitter's) content moderation practices – and finds a consistent pattern: companies can and do claim to be adhering to ethical principles while the core business model depends on violating the substance of those same principles. The evidence suggests that the tension is structural, not incidental, arising from the non-binding and unenforceable nature of most AI ethics guidelines. The report concludes with a set of recommendations: stronger regulatory enforcement, mandatory transparency reporting and embedding ethics in binding governance mechanisms rather than voluntary pledges.</w:t>
-      </w:r>
-    </w:p>
-    <w:p>
-      <w:pPr>
-        <w:pStyle w:val="Heading1"/>
-        <w:rPr>
-          <w:rFonts w:cs="Times New Roman"/>
-        </w:rPr>
-      </w:pPr>
-      <w:bookmarkStart w:id="1" w:name="_Toc242202797"/>
-      <w:r>
-        <w:rPr>
-          <w:rFonts w:cs="Times New Roman"/>
-        </w:rPr>
-        <w:t xml:space="preserve">1.0 </w:t>
-      </w:r>
-      <w:r>
-        <w:rPr>
-          <w:rFonts w:cs="Times New Roman"/>
-        </w:rPr>
         <w:t>Introduction</w:t>
       </w:r>
       <w:bookmarkEnd w:id="1"/>
@@ -1287,228 +1551,233 @@
     <w:p>
       <w:pPr>
         <w:rPr>
-          <w:rFonts w:cs="Times New Roman"/>
+          <w:rFonts w:eastAsia="Times New Roman" w:cs="Times New Roman"/>
+          <w:kern w:val="0"/>
           <w:szCs w:val="28"/>
-        </w:rPr>
-      </w:pPr>
-      <w:r>
-        <w:rPr>
-          <w:rFonts w:cs="Times New Roman"/>
+          <w:lang w:eastAsia="en-US"/>
+          <w14:ligatures w14:val="none"/>
+        </w:rPr>
+      </w:pPr>
+      <w:r>
+        <w:rPr>
+          <w:rFonts w:eastAsia="Times New Roman" w:cs="Times New Roman"/>
+          <w:kern w:val="0"/>
           <w:szCs w:val="28"/>
-        </w:rPr>
-        <w:t xml:space="preserve">As AI systems have rapidly spread across sectors like transport, social media, and consumer tech, a new set of ethical codes has emerged alongside to regulate their creation and usage. Dozens of national and supranational governments, industry associations, etc., have published such guidelines since 2016 (Jobin et al., 2019). The AI Ethics Principles are voluntary guidelines that outline 8 guiding principles to ensure the design, development and application of AI in Australia serve human, societal and environmental wellbeing, </w:t>
-      </w:r>
-      <w:r>
-        <w:rPr>
-          <w:rFonts w:cs="Times New Roman"/>
+          <w:lang w:eastAsia="en-US"/>
+          <w14:ligatures w14:val="none"/>
+        </w:rPr>
+        <w:t>The use of artificial intelligence (AI) is growing rapidly in businesses, but as AI becomes pervasive, people are concerned with issues of fairness, privacy, safety, transparency and accountability. To this end, governments and organisations have developed frameworks to direct the development and use of AI.</w:t>
+      </w:r>
+    </w:p>
+    <w:p>
+      <w:pPr>
+        <w:rPr>
+          <w:rFonts w:eastAsia="Times New Roman" w:cs="Times New Roman"/>
+          <w:kern w:val="0"/>
           <w:szCs w:val="28"/>
-        </w:rPr>
-        <w:t>human-</w:t>
-      </w:r>
-      <w:r>
-        <w:rPr>
-          <w:rFonts w:cs="Times New Roman"/>
+          <w:lang w:eastAsia="en-US"/>
+          <w14:ligatures w14:val="none"/>
+        </w:rPr>
+      </w:pPr>
+      <w:r>
+        <w:rPr>
+          <w:rFonts w:eastAsia="Times New Roman" w:cs="Times New Roman"/>
+          <w:kern w:val="0"/>
           <w:szCs w:val="28"/>
-        </w:rPr>
-        <w:t>centred</w:t>
-      </w:r>
-      <w:r>
-        <w:rPr>
-          <w:rFonts w:cs="Times New Roman"/>
+          <w:lang w:eastAsia="en-US"/>
+          <w14:ligatures w14:val="none"/>
+        </w:rPr>
+        <w:t xml:space="preserve">There are </w:t>
+      </w:r>
+      <w:proofErr w:type="gramStart"/>
+      <w:r>
+        <w:rPr>
+          <w:rFonts w:eastAsia="Times New Roman" w:cs="Times New Roman"/>
+          <w:kern w:val="0"/>
           <w:szCs w:val="28"/>
-        </w:rPr>
-        <w:t xml:space="preserve"> values, fairness, protection of privacy and security, reliability and safety, transparency and explainability, contestability and accountability (Australian </w:t>
-      </w:r>
-      <w:r>
-        <w:rPr>
-          <w:rFonts w:cs="Times New Roman"/>
+          <w:lang w:eastAsia="en-US"/>
+          <w14:ligatures w14:val="none"/>
+        </w:rPr>
+        <w:t>a number of</w:t>
+      </w:r>
+      <w:proofErr w:type="gramEnd"/>
+      <w:r>
+        <w:rPr>
+          <w:rFonts w:eastAsia="Times New Roman" w:cs="Times New Roman"/>
+          <w:kern w:val="0"/>
           <w:szCs w:val="28"/>
+          <w:lang w:eastAsia="en-US"/>
+          <w14:ligatures w14:val="none"/>
+        </w:rPr>
+        <w:t xml:space="preserve"> AI ethics guidelines published by governments, industry groups and international organisations since 2016 [2]. The AI Ethics Principles in Australia consist of eight principles: human, societal and environmental wellbeing; human-centred values; fairness; privacy protection and security; reliability and safety; transparency and explainability; contestability and </w:t>
+      </w:r>
+      <w:r>
+        <w:rPr>
+          <w:rFonts w:eastAsia="Times New Roman" w:cs="Times New Roman"/>
+          <w:kern w:val="0"/>
+          <w:szCs w:val="28"/>
+          <w:lang w:eastAsia="en-US"/>
+          <w14:ligatures w14:val="none"/>
         </w:rPr>
         <w:lastRenderedPageBreak/>
-        <w:t xml:space="preserve">Government, 2019). In October 2025, the Australian Government released its Guidance for AI Adoption </w:t>
-      </w:r>
-      <w:r>
-        <w:rPr>
-          <w:rFonts w:cs="Times New Roman"/>
+        <w:t>accountability [3]. The Australian Government’s Guidance for AI Adoption (October 2025) provides six practical steps, which align with these principles: who is accountable, understanding impact, managing risk, sharing essential information, testing and monitoring, and maintaining human control [4]. Malaysia’s National Guidelines on AI Governance and Ethics (AIGE) are similar and focus on fairness, reliability, safety and control, privacy and security, transparency, accountability and human benefit [5].</w:t>
+      </w:r>
+    </w:p>
+    <w:p>
+      <w:pPr>
+        <w:rPr>
+          <w:rFonts w:eastAsia="Times New Roman" w:cs="Times New Roman"/>
+          <w:kern w:val="0"/>
           <w:szCs w:val="28"/>
-        </w:rPr>
-        <w:t xml:space="preserve">which is </w:t>
-      </w:r>
-      <w:r>
-        <w:rPr>
-          <w:rFonts w:cs="Times New Roman"/>
+          <w:lang w:eastAsia="en-US"/>
+          <w14:ligatures w14:val="none"/>
+        </w:rPr>
+      </w:pPr>
+      <w:r>
+        <w:rPr>
+          <w:rFonts w:eastAsia="Times New Roman" w:cs="Times New Roman"/>
+          <w:kern w:val="0"/>
           <w:szCs w:val="28"/>
-        </w:rPr>
-        <w:t>a document that operationalises the eight principles as six practical governance practices: Decide who is accountable, Understand impacts and plan accordingly, Measure and manage risks, Share essential information, Test and monitor, Maintain human control (Australian Government, 2025). Malaysia's National Guidelines on AI Governance and Ethics (AIGE) also focus on governance structures, risk classification and inclusivity, highlighting a wider regional trend toward more principle-based approaches to AI governance in the Asia-Pacific region, as opposed to a legislative approach (MOSTI, 2024).</w:t>
-      </w:r>
-    </w:p>
-    <w:p>
-      <w:pPr>
-        <w:rPr>
-          <w:rFonts w:cs="Times New Roman"/>
+          <w:lang w:eastAsia="en-US"/>
+          <w14:ligatures w14:val="none"/>
+        </w:rPr>
+        <w:t>It’s difficult to make these principles a reality when they conflict with business objectives. Companies want efficiency, profit and room to innovate, and responsible AI typically requires additional testing, human oversight, restrictions on the use of data and greater openness. If a company is incapable of achieving both, one of these objectives typically prevails.</w:t>
+      </w:r>
+    </w:p>
+    <w:p>
+      <w:pPr>
+        <w:rPr>
+          <w:rFonts w:eastAsia="Times New Roman" w:cs="Times New Roman"/>
+          <w:kern w:val="0"/>
           <w:szCs w:val="28"/>
-        </w:rPr>
-      </w:pPr>
-      <w:r>
-        <w:rPr>
-          <w:rFonts w:cs="Times New Roman"/>
+          <w:lang w:eastAsia="en-US"/>
+          <w14:ligatures w14:val="none"/>
+        </w:rPr>
+      </w:pPr>
+      <w:r>
+        <w:rPr>
+          <w:rFonts w:eastAsia="Times New Roman" w:cs="Times New Roman"/>
+          <w:kern w:val="0"/>
           <w:szCs w:val="28"/>
-        </w:rPr>
-        <w:t xml:space="preserve">Yet, although there is a wealth of guidance, Hagendorff (2020) conducted a semi-systematic review of 22 major AI ethics guidelines and found that ethics guidelines lack any real mechanism to enforce compliance with them, that they place disproportionate emphasis on aspects of AI amenable to technical fixes such as privacy and fairness, and that there was no statistically significant difference between the ethics of software engineers who had read a professional code of ethics and those who had not (McNamara et al., 2018, as cited in Hagendorff, 2020). The key question raised by this report is the practical one of whether there is a structural conflict between AI ethics guidelines and the business goals of AI systems' deployers, and if so, how do voluntary guidelines </w:t>
-      </w:r>
-      <w:r>
-        <w:rPr>
-          <w:rFonts w:cs="Times New Roman"/>
+          <w:lang w:eastAsia="en-US"/>
+          <w14:ligatures w14:val="none"/>
+        </w:rPr>
+        <w:t xml:space="preserve">Most AI ethics guidelines are voluntary. They typically have no enforcement, says </w:t>
+      </w:r>
+      <w:proofErr w:type="spellStart"/>
+      <w:r>
+        <w:rPr>
+          <w:rFonts w:eastAsia="Times New Roman" w:cs="Times New Roman"/>
+          <w:kern w:val="0"/>
           <w:szCs w:val="28"/>
-        </w:rPr>
-        <w:t>fail</w:t>
-      </w:r>
-      <w:r>
-        <w:rPr>
-          <w:rFonts w:cs="Times New Roman"/>
+          <w:lang w:eastAsia="en-US"/>
+          <w14:ligatures w14:val="none"/>
+        </w:rPr>
+        <w:t>Hagendorff</w:t>
+      </w:r>
+      <w:proofErr w:type="spellEnd"/>
+      <w:r>
+        <w:rPr>
+          <w:rFonts w:eastAsia="Times New Roman" w:cs="Times New Roman"/>
+          <w:kern w:val="0"/>
           <w:szCs w:val="28"/>
-        </w:rPr>
-        <w:t xml:space="preserve"> to address such a conflict?</w:t>
-      </w:r>
-    </w:p>
-    <w:p>
-      <w:pPr>
-        <w:rPr>
-          <w:rFonts w:cs="Times New Roman"/>
+          <w:lang w:eastAsia="en-US"/>
+          <w14:ligatures w14:val="none"/>
+        </w:rPr>
+        <w:t xml:space="preserve"> [1], and </w:t>
+      </w:r>
+      <w:proofErr w:type="spellStart"/>
+      <w:r>
+        <w:rPr>
+          <w:rFonts w:eastAsia="Times New Roman" w:cs="Times New Roman"/>
+          <w:kern w:val="0"/>
           <w:szCs w:val="28"/>
-        </w:rPr>
-      </w:pPr>
-      <w:r>
-        <w:rPr>
-          <w:rFonts w:cs="Times New Roman"/>
+          <w:lang w:eastAsia="en-US"/>
+          <w14:ligatures w14:val="none"/>
+        </w:rPr>
+        <w:t>Rességuier</w:t>
+      </w:r>
+      <w:proofErr w:type="spellEnd"/>
+      <w:r>
+        <w:rPr>
+          <w:rFonts w:eastAsia="Times New Roman" w:cs="Times New Roman"/>
+          <w:kern w:val="0"/>
           <w:szCs w:val="28"/>
-        </w:rPr>
-        <w:t xml:space="preserve">The methodology used in the report is a case study to answer this question. Four companies were chosen because each has faced documented regulatory scrutiny, peer-reviewed academic research, or credible investigative reporting for an ethical wrongdoing involving artificial intelligence, and because they represent four different industries: gig-economy platforms, autonomous transport, social media data practices and content moderation. Sources are drawn from three types: primary regulatory documents (e.g. NHTSA investigation documents, FTC settlement documents), peer-reviewed academic papers about algorithmic management and AI ethics, and reports from trusted independent research groups, like the </w:t>
-      </w:r>
-      <w:r>
-        <w:rPr>
-          <w:rFonts w:cs="Times New Roman"/>
+          <w:lang w:eastAsia="en-US"/>
+          <w14:ligatures w14:val="none"/>
+        </w:rPr>
+        <w:t xml:space="preserve"> and Rodrigues [6] caution that they can be </w:t>
+      </w:r>
+      <w:r>
+        <w:rPr>
+          <w:rFonts w:eastAsia="Times New Roman" w:cs="Times New Roman"/>
+          <w:kern w:val="0"/>
           <w:szCs w:val="28"/>
-        </w:rPr>
-        <w:t>Center</w:t>
-      </w:r>
-      <w:r>
-        <w:rPr>
-          <w:rFonts w:cs="Times New Roman"/>
+          <w:lang w:eastAsia="en-US"/>
+          <w14:ligatures w14:val="none"/>
+        </w:rPr>
+        <w:t>moulded</w:t>
+      </w:r>
+      <w:r>
+        <w:rPr>
+          <w:rFonts w:eastAsia="Times New Roman" w:cs="Times New Roman"/>
+          <w:kern w:val="0"/>
           <w:szCs w:val="28"/>
-        </w:rPr>
-        <w:t xml:space="preserve"> for Countering Digital Hate. Company-published data, like Uber's transparency reports, are included but are treated as a claim which would need to be verified against evidence, not a data source. This report identifies the specific principle in Australia and Malaysia that was implicated for each case, and quantifies, if possible, the scope of the harm and the business's response. The report does not make any attempt to carry out a </w:t>
-      </w:r>
-      <w:r>
-        <w:rPr>
-          <w:rFonts w:cs="Times New Roman"/>
+          <w:lang w:eastAsia="en-US"/>
+          <w14:ligatures w14:val="none"/>
+        </w:rPr>
+        <w:t xml:space="preserve"> to the requirements of industry. Jobin et al. [2] identified that people generally concur on principles – the challenge is to have organisations adopt the principles.</w:t>
+      </w:r>
+    </w:p>
+    <w:p>
+      <w:pPr>
+        <w:rPr>
+          <w:rFonts w:eastAsia="Times New Roman" w:cs="Times New Roman"/>
+          <w:kern w:val="0"/>
           <w:szCs w:val="28"/>
-        </w:rPr>
-        <w:lastRenderedPageBreak/>
-        <w:t xml:space="preserve">comprehensive meta-analysis of other proposed </w:t>
-      </w:r>
-      <w:r>
-        <w:rPr>
-          <w:rFonts w:cs="Times New Roman"/>
+          <w:lang w:eastAsia="en-US"/>
+          <w14:ligatures w14:val="none"/>
+        </w:rPr>
+      </w:pPr>
+      <w:r>
+        <w:rPr>
+          <w:rFonts w:eastAsia="Times New Roman" w:cs="Times New Roman"/>
+          <w:kern w:val="0"/>
           <w:szCs w:val="28"/>
-        </w:rPr>
-        <w:t>worldwide</w:t>
-      </w:r>
-      <w:r>
-        <w:rPr>
-          <w:rFonts w:cs="Times New Roman"/>
+          <w:lang w:eastAsia="en-US"/>
+          <w14:ligatures w14:val="none"/>
+        </w:rPr>
+        <w:t>The term “ethics washing,” as explained by Biddle et al. [7], occurs when an organisation says it is committed to ethics, but its ethical structures are mostly symbolic and do not lead to real changes.</w:t>
+      </w:r>
+      <w:r>
+        <w:rPr>
+          <w:rFonts w:eastAsia="Times New Roman" w:cs="Times New Roman"/>
+          <w:kern w:val="0"/>
           <w:szCs w:val="28"/>
-        </w:rPr>
-        <w:t xml:space="preserve"> guidelines for AI and does not consider the other question of AI safety in military or existential-risk contexts.</w:t>
-      </w:r>
-    </w:p>
-    <w:p>
-      <w:pPr>
-        <w:pStyle w:val="Heading1"/>
-        <w:rPr>
-          <w:rFonts w:cs="Times New Roman"/>
-        </w:rPr>
-      </w:pPr>
-      <w:bookmarkStart w:id="2" w:name="_Toc242202798"/>
-      <w:r>
-        <w:rPr>
-          <w:rFonts w:cs="Times New Roman"/>
-        </w:rPr>
-        <w:t>2.0</w:t>
-      </w:r>
-      <w:r>
-        <w:rPr>
-          <w:rFonts w:cs="Times New Roman"/>
-        </w:rPr>
-        <w:t xml:space="preserve"> Findings</w:t>
-      </w:r>
-      <w:bookmarkEnd w:id="2"/>
-    </w:p>
-    <w:p>
-      <w:pPr>
-        <w:pStyle w:val="Heading1"/>
-      </w:pPr>
-      <w:bookmarkStart w:id="3" w:name="_Toc242202799"/>
-      <w:r>
-        <w:t xml:space="preserve">2.1 </w:t>
-      </w:r>
-      <w:r>
-        <w:t>The Business</w:t>
-      </w:r>
-      <w:r>
-        <w:t xml:space="preserve"> </w:t>
-      </w:r>
-      <w:r>
-        <w:t>Ethics Tension: Why Voluntary Guidelines Don't Constrain Commercial Behaviour</w:t>
-      </w:r>
-      <w:bookmarkEnd w:id="3"/>
-    </w:p>
-    <w:p>
-      <w:r>
-        <w:t>All ethics guidelines have a structural weakness: there is no enforcement mechanism and they're aspirational. Hagendorff (2020) contends that ethics "lacks mechanisms to reinforce its own normative claims", and that this is one reason why it is attractive to industry as it precludes binding laws but can enable companies to advertise their ethical commitments. Similarly, Résseguier and Rodrigues (2020) make a related argument, describing AI ethics guidelines as "particularly prone to manipulation, especially by industry actors"</w:t>
-      </w:r>
-      <w:r>
-        <w:t xml:space="preserve">, </w:t>
-      </w:r>
-      <w:r>
-        <w:t>what they and others term "ethics washing"</w:t>
-      </w:r>
-      <w:r>
-        <w:t xml:space="preserve">, </w:t>
-      </w:r>
-      <w:r>
-        <w:t>since a guideline that only produces principles, without any mechanism to enforce them, functions as a substitute for regulation rather than a genuine ethical practice (p. 1). Eleven overarching principles were identified in the systematic review by Jobin et al. (2019) of 84 guidelines from around the world, which showed a strong convergence of principles such as transparency, justice</w:t>
-      </w:r>
-      <w:r>
-        <w:t xml:space="preserve"> or </w:t>
-      </w:r>
-      <w:r>
-        <w:t xml:space="preserve">fairness and responsibility, which can be addressed through technical or auditable fixes, but principles such as human autonomy or the distribution of the social and ecological costs of AI are addressed far less often. Hagendorff (2020) came to a similar conclusion drawing on a review of 22 guidelines. The pattern is important for the business-ethics tension, because it means that guidelines come together exactly at the point where companies can quite easily argue that they </w:t>
-      </w:r>
-      <w:r>
-        <w:t>fulfil</w:t>
-      </w:r>
-      <w:r>
-        <w:t xml:space="preserve"> the principles of the guidelines without changing their business model, by simply implementing some sort of toolkit to address bias, or by having a transparency report. The eight principles outlined in Table 1 below are summarized and each of the four cases below falls under at least one of them, but none of the four guidelines in place at the time (Australian, Malaysian, EU, and industry self-regulation) prevented the harm.</w:t>
-      </w:r>
-    </w:p>
-    <w:p>
-      <w:pPr>
+          <w:lang w:eastAsia="en-US"/>
+          <w14:ligatures w14:val="none"/>
+        </w:rPr>
+        <w:t xml:space="preserve"> Table 1 matches Australia’s eight AI Ethics Principles with practices in the 2025 Guidance for AI Adoption, so they can be used to look at the four cases.</w:t>
+      </w:r>
+    </w:p>
+    <w:p>
+      <w:pPr>
+        <w:rPr>
+          <w:rFonts w:eastAsia="Times New Roman" w:cs="Times New Roman"/>
+          <w:kern w:val="0"/>
+          <w:szCs w:val="28"/>
+          <w:lang w:eastAsia="en-US"/>
+          <w14:ligatures w14:val="none"/>
+        </w:rPr>
+      </w:pPr>
+      <w:r>
         <w:rPr>
           <w:b/>
           <w:bCs/>
-          <w:sz w:val="24"/>
-          <w:szCs w:val="22"/>
-        </w:rPr>
-      </w:pPr>
-      <w:r>
-        <w:rPr>
-          <w:b/>
-          <w:bCs/>
-          <w:sz w:val="24"/>
-          <w:szCs w:val="22"/>
-        </w:rPr>
-        <w:t>Table 1. Australia's AI Ethics Principles and Corresponding Governance Practices</w:t>
+          <w:sz w:val="22"/>
+          <w:szCs w:val="20"/>
+        </w:rPr>
+        <w:t>Table 1. Author's mapping of Australia's AI Ethics Principles to related governance practices in the 2025 Guidance for AI Adoption</w:t>
       </w:r>
     </w:p>
     <w:tbl>
@@ -1522,6 +1791,10 @@
         <w:gridCol w:w="4508"/>
       </w:tblGrid>
       <w:tr>
+        <w:trPr>
+          <w:cantSplit/>
+          <w:tblHeader/>
+        </w:trPr>
         <w:tc>
           <w:tcPr>
             <w:tcW w:w="4508" w:type="dxa"/>
@@ -1533,14 +1806,17 @@
               <w:rPr>
                 <w:b/>
                 <w:bCs/>
+                <w:sz w:val="24"/>
+                <w:szCs w:val="22"/>
               </w:rPr>
             </w:pPr>
             <w:r>
               <w:rPr>
                 <w:b/>
                 <w:bCs/>
-              </w:rPr>
-              <w:lastRenderedPageBreak/>
+                <w:sz w:val="24"/>
+                <w:szCs w:val="22"/>
+              </w:rPr>
               <w:t>Australia's AI Ethics Principle</w:t>
             </w:r>
           </w:p>
@@ -1556,12 +1832,16 @@
               <w:rPr>
                 <w:b/>
                 <w:bCs/>
+                <w:sz w:val="24"/>
+                <w:szCs w:val="22"/>
               </w:rPr>
             </w:pPr>
             <w:r>
               <w:rPr>
                 <w:b/>
                 <w:bCs/>
+                <w:sz w:val="24"/>
+                <w:szCs w:val="22"/>
               </w:rPr>
               <w:t>Related Practice in the 2025 Guidance for AI Adoption</w:t>
             </w:r>
@@ -1569,13 +1849,27 @@
         </w:tc>
       </w:tr>
       <w:tr>
+        <w:trPr>
+          <w:cantSplit/>
+          <w:tblHeader/>
+        </w:trPr>
         <w:tc>
           <w:tcPr>
             <w:tcW w:w="4508" w:type="dxa"/>
             <w:vAlign w:val="center"/>
           </w:tcPr>
           <w:p>
-            <w:r>
+            <w:pPr>
+              <w:rPr>
+                <w:sz w:val="24"/>
+                <w:szCs w:val="22"/>
+              </w:rPr>
+            </w:pPr>
+            <w:r>
+              <w:rPr>
+                <w:sz w:val="24"/>
+                <w:szCs w:val="22"/>
+              </w:rPr>
               <w:t>Human, societal and environmental wellbeing</w:t>
             </w:r>
           </w:p>
@@ -1586,27 +1880,45 @@
             <w:vAlign w:val="center"/>
           </w:tcPr>
           <w:p>
-            <w:r>
+            <w:pPr>
+              <w:rPr>
+                <w:sz w:val="24"/>
+                <w:szCs w:val="22"/>
+              </w:rPr>
+            </w:pPr>
+            <w:r>
+              <w:rPr>
+                <w:sz w:val="24"/>
+                <w:szCs w:val="22"/>
+              </w:rPr>
               <w:t>Understand impacts and plan accordingly</w:t>
             </w:r>
           </w:p>
         </w:tc>
       </w:tr>
       <w:tr>
+        <w:trPr>
+          <w:cantSplit/>
+          <w:tblHeader/>
+        </w:trPr>
         <w:tc>
           <w:tcPr>
             <w:tcW w:w="4508" w:type="dxa"/>
             <w:vAlign w:val="center"/>
           </w:tcPr>
           <w:p>
-            <w:r>
-              <w:t>Human-</w:t>
-            </w:r>
-            <w:r>
-              <w:t>centred</w:t>
-            </w:r>
-            <w:r>
-              <w:t xml:space="preserve"> values</w:t>
+            <w:pPr>
+              <w:rPr>
+                <w:sz w:val="24"/>
+                <w:szCs w:val="22"/>
+              </w:rPr>
+            </w:pPr>
+            <w:r>
+              <w:rPr>
+                <w:sz w:val="24"/>
+                <w:szCs w:val="22"/>
+              </w:rPr>
+              <w:t>Human-centred values</w:t>
             </w:r>
           </w:p>
         </w:tc>
@@ -1616,20 +1928,44 @@
             <w:vAlign w:val="center"/>
           </w:tcPr>
           <w:p>
-            <w:r>
+            <w:pPr>
+              <w:rPr>
+                <w:sz w:val="24"/>
+                <w:szCs w:val="22"/>
+              </w:rPr>
+            </w:pPr>
+            <w:r>
+              <w:rPr>
+                <w:sz w:val="24"/>
+                <w:szCs w:val="22"/>
+              </w:rPr>
               <w:t>Maintain human control</w:t>
             </w:r>
           </w:p>
         </w:tc>
       </w:tr>
       <w:tr>
+        <w:trPr>
+          <w:cantSplit/>
+          <w:tblHeader/>
+        </w:trPr>
         <w:tc>
           <w:tcPr>
             <w:tcW w:w="4508" w:type="dxa"/>
             <w:vAlign w:val="center"/>
           </w:tcPr>
           <w:p>
-            <w:r>
+            <w:pPr>
+              <w:rPr>
+                <w:sz w:val="24"/>
+                <w:szCs w:val="22"/>
+              </w:rPr>
+            </w:pPr>
+            <w:r>
+              <w:rPr>
+                <w:sz w:val="24"/>
+                <w:szCs w:val="22"/>
+              </w:rPr>
               <w:t>Fairness</w:t>
             </w:r>
           </w:p>
@@ -1640,20 +1976,44 @@
             <w:vAlign w:val="center"/>
           </w:tcPr>
           <w:p>
-            <w:r>
+            <w:pPr>
+              <w:rPr>
+                <w:sz w:val="24"/>
+                <w:szCs w:val="22"/>
+              </w:rPr>
+            </w:pPr>
+            <w:r>
+              <w:rPr>
+                <w:sz w:val="24"/>
+                <w:szCs w:val="22"/>
+              </w:rPr>
               <w:t>Understand impacts and plan accordingly</w:t>
             </w:r>
           </w:p>
         </w:tc>
       </w:tr>
       <w:tr>
+        <w:trPr>
+          <w:cantSplit/>
+          <w:tblHeader/>
+        </w:trPr>
         <w:tc>
           <w:tcPr>
             <w:tcW w:w="4508" w:type="dxa"/>
             <w:vAlign w:val="center"/>
           </w:tcPr>
           <w:p>
-            <w:r>
+            <w:pPr>
+              <w:rPr>
+                <w:sz w:val="24"/>
+                <w:szCs w:val="22"/>
+              </w:rPr>
+            </w:pPr>
+            <w:r>
+              <w:rPr>
+                <w:sz w:val="24"/>
+                <w:szCs w:val="22"/>
+              </w:rPr>
               <w:t>Privacy protection and security</w:t>
             </w:r>
           </w:p>
@@ -1664,20 +2024,44 @@
             <w:vAlign w:val="center"/>
           </w:tcPr>
           <w:p>
-            <w:r>
+            <w:pPr>
+              <w:rPr>
+                <w:sz w:val="24"/>
+                <w:szCs w:val="22"/>
+              </w:rPr>
+            </w:pPr>
+            <w:r>
+              <w:rPr>
+                <w:sz w:val="24"/>
+                <w:szCs w:val="22"/>
+              </w:rPr>
               <w:t>Measure and manage risks</w:t>
             </w:r>
           </w:p>
         </w:tc>
       </w:tr>
       <w:tr>
+        <w:trPr>
+          <w:cantSplit/>
+          <w:tblHeader/>
+        </w:trPr>
         <w:tc>
           <w:tcPr>
             <w:tcW w:w="4508" w:type="dxa"/>
             <w:vAlign w:val="center"/>
           </w:tcPr>
           <w:p>
-            <w:r>
+            <w:pPr>
+              <w:rPr>
+                <w:sz w:val="24"/>
+                <w:szCs w:val="22"/>
+              </w:rPr>
+            </w:pPr>
+            <w:r>
+              <w:rPr>
+                <w:sz w:val="24"/>
+                <w:szCs w:val="22"/>
+              </w:rPr>
               <w:t>Reliability and safety</w:t>
             </w:r>
           </w:p>
@@ -1688,20 +2072,44 @@
             <w:vAlign w:val="center"/>
           </w:tcPr>
           <w:p>
-            <w:r>
+            <w:pPr>
+              <w:rPr>
+                <w:sz w:val="24"/>
+                <w:szCs w:val="22"/>
+              </w:rPr>
+            </w:pPr>
+            <w:r>
+              <w:rPr>
+                <w:sz w:val="24"/>
+                <w:szCs w:val="22"/>
+              </w:rPr>
               <w:t>Test and monitor</w:t>
             </w:r>
           </w:p>
         </w:tc>
       </w:tr>
       <w:tr>
+        <w:trPr>
+          <w:cantSplit/>
+          <w:tblHeader/>
+        </w:trPr>
         <w:tc>
           <w:tcPr>
             <w:tcW w:w="4508" w:type="dxa"/>
             <w:vAlign w:val="center"/>
           </w:tcPr>
           <w:p>
-            <w:r>
+            <w:pPr>
+              <w:rPr>
+                <w:sz w:val="24"/>
+                <w:szCs w:val="22"/>
+              </w:rPr>
+            </w:pPr>
+            <w:r>
+              <w:rPr>
+                <w:sz w:val="24"/>
+                <w:szCs w:val="22"/>
+              </w:rPr>
               <w:t>Transparency and explainability</w:t>
             </w:r>
           </w:p>
@@ -1712,20 +2120,44 @@
             <w:vAlign w:val="center"/>
           </w:tcPr>
           <w:p>
-            <w:r>
+            <w:pPr>
+              <w:rPr>
+                <w:sz w:val="24"/>
+                <w:szCs w:val="22"/>
+              </w:rPr>
+            </w:pPr>
+            <w:r>
+              <w:rPr>
+                <w:sz w:val="24"/>
+                <w:szCs w:val="22"/>
+              </w:rPr>
               <w:t>Share essential information</w:t>
             </w:r>
           </w:p>
         </w:tc>
       </w:tr>
       <w:tr>
+        <w:trPr>
+          <w:cantSplit/>
+          <w:tblHeader/>
+        </w:trPr>
         <w:tc>
           <w:tcPr>
             <w:tcW w:w="4508" w:type="dxa"/>
             <w:vAlign w:val="center"/>
           </w:tcPr>
           <w:p>
-            <w:r>
+            <w:pPr>
+              <w:rPr>
+                <w:sz w:val="24"/>
+                <w:szCs w:val="22"/>
+              </w:rPr>
+            </w:pPr>
+            <w:r>
+              <w:rPr>
+                <w:sz w:val="24"/>
+                <w:szCs w:val="22"/>
+              </w:rPr>
               <w:t>Contestability</w:t>
             </w:r>
           </w:p>
@@ -1736,20 +2168,44 @@
             <w:vAlign w:val="center"/>
           </w:tcPr>
           <w:p>
-            <w:r>
-              <w:t>Maintain human control</w:t>
+            <w:pPr>
+              <w:rPr>
+                <w:sz w:val="24"/>
+                <w:szCs w:val="22"/>
+              </w:rPr>
+            </w:pPr>
+            <w:r>
+              <w:rPr>
+                <w:sz w:val="24"/>
+                <w:szCs w:val="22"/>
+              </w:rPr>
+              <w:t>Understand impacts and plan accordingly</w:t>
             </w:r>
           </w:p>
         </w:tc>
       </w:tr>
       <w:tr>
+        <w:trPr>
+          <w:cantSplit/>
+          <w:tblHeader/>
+        </w:trPr>
         <w:tc>
           <w:tcPr>
             <w:tcW w:w="4508" w:type="dxa"/>
             <w:vAlign w:val="center"/>
           </w:tcPr>
           <w:p>
-            <w:r>
+            <w:pPr>
+              <w:rPr>
+                <w:sz w:val="24"/>
+                <w:szCs w:val="22"/>
+              </w:rPr>
+            </w:pPr>
+            <w:r>
+              <w:rPr>
+                <w:sz w:val="24"/>
+                <w:szCs w:val="22"/>
+              </w:rPr>
               <w:t>Accountability</w:t>
             </w:r>
           </w:p>
@@ -1760,7 +2216,17 @@
             <w:vAlign w:val="center"/>
           </w:tcPr>
           <w:p>
-            <w:r>
+            <w:pPr>
+              <w:rPr>
+                <w:sz w:val="24"/>
+                <w:szCs w:val="22"/>
+              </w:rPr>
+            </w:pPr>
+            <w:r>
+              <w:rPr>
+                <w:sz w:val="24"/>
+                <w:szCs w:val="22"/>
+              </w:rPr>
               <w:t>Decide who is accountable</w:t>
             </w:r>
           </w:p>
@@ -1769,697 +2235,1080 @@
     </w:tbl>
     <w:p>
       <w:pPr>
+        <w:pStyle w:val="BodyText"/>
+        <w:spacing w:before="1" w:line="278" w:lineRule="auto"/>
+        <w:ind w:right="18"/>
+      </w:pPr>
+      <w:r>
+        <w:t xml:space="preserve">This report looks at three areas where AI ethics and business goals come into conflict: efficiency and platform incentives versus accountability, fast innovation versus safety, and data </w:t>
+      </w:r>
+      <w:proofErr w:type="spellStart"/>
+      <w:r>
+        <w:t>monetisation</w:t>
+      </w:r>
+      <w:proofErr w:type="spellEnd"/>
+      <w:r>
+        <w:t xml:space="preserve"> versus privacy. To do this, it </w:t>
+      </w:r>
+      <w:r>
+        <w:lastRenderedPageBreak/>
+        <w:t>compares four case studies (Uber, X, Tesla and Meta) using a qualitative case-study method. The cases were chosen because they raise different ethical concerns and involve different uses of AI, algorithms and data. Each case is supported by academic, regulatory, industry or advocacy sources. Every source was checked for credibility, relevance and limitations. Evidence from companies and advocacy groups is kept separate from independent findings. The Australian and Malaysian AI ethics frameworks are used as a shared standard, even for events that happened before these frameworks existed. The main argument is that voluntary guidelines on their own often fall short when business incentives are not matched by real oversight and accountabilit</w:t>
+      </w:r>
+      <w:r>
+        <w:t>y</w:t>
+      </w:r>
+      <w:r>
+        <w:t>.</w:t>
+      </w:r>
+    </w:p>
+    <w:p>
+      <w:pPr>
         <w:pStyle w:val="Heading1"/>
-      </w:pPr>
-      <w:bookmarkStart w:id="4" w:name="_Toc242202800"/>
-      <w:r>
-        <w:t xml:space="preserve">2.2 Case Study: Uber </w:t>
-      </w:r>
-      <w:r>
-        <w:t>Cost-Cutting v</w:t>
+        <w:rPr>
+          <w:rFonts w:cs="Times New Roman"/>
+        </w:rPr>
+      </w:pPr>
+      <w:bookmarkStart w:id="2" w:name="_Toc242562278"/>
+      <w:r>
+        <w:rPr>
+          <w:rFonts w:cs="Times New Roman"/>
+        </w:rPr>
+        <w:t>2.0</w:t>
+      </w:r>
+      <w:r>
+        <w:rPr>
+          <w:rFonts w:cs="Times New Roman"/>
+        </w:rPr>
+        <w:t xml:space="preserve"> Findings</w:t>
+      </w:r>
+      <w:bookmarkEnd w:id="2"/>
+    </w:p>
+    <w:p>
+      <w:pPr>
+        <w:pStyle w:val="Heading1"/>
+      </w:pPr>
+      <w:bookmarkStart w:id="3" w:name="_Toc242562279"/>
+      <w:r>
+        <w:t xml:space="preserve">2.1 </w:t>
+      </w:r>
+      <w:r>
+        <w:t>Operational Efficiency and Platform Incentives vs. Ethical Accountability</w:t>
+      </w:r>
+      <w:bookmarkEnd w:id="3"/>
+    </w:p>
+    <w:p>
+      <w:pPr>
+        <w:pStyle w:val="BodyText"/>
+        <w:spacing w:before="79" w:line="278" w:lineRule="auto"/>
+        <w:rPr>
+          <w:lang w:val="en-MY"/>
+        </w:rPr>
+      </w:pPr>
+      <w:proofErr w:type="gramStart"/>
+      <w:r>
+        <w:rPr>
+          <w:lang w:val="en-MY"/>
+        </w:rPr>
+        <w:t>More and more</w:t>
+      </w:r>
+      <w:proofErr w:type="gramEnd"/>
+      <w:r>
+        <w:rPr>
+          <w:lang w:val="en-MY"/>
+        </w:rPr>
+        <w:t xml:space="preserve"> businesses are using artificial intelligence (AI) and algorithms to run big operations, save money and reach their goals. These automated systems </w:t>
+      </w:r>
+      <w:proofErr w:type="gramStart"/>
+      <w:r>
+        <w:rPr>
+          <w:lang w:val="en-MY"/>
+        </w:rPr>
+        <w:t>are capable of making</w:t>
+      </w:r>
+      <w:proofErr w:type="gramEnd"/>
+      <w:r>
+        <w:rPr>
+          <w:lang w:val="en-MY"/>
+        </w:rPr>
+        <w:t xml:space="preserve"> decisions and processing information much quicker than humans can. Also on digital platforms, algorithms influence what content users view, how users are treated and how long users remain on the platforms.</w:t>
+      </w:r>
+    </w:p>
+    <w:p>
+      <w:pPr>
+        <w:pStyle w:val="BodyText"/>
+        <w:spacing w:before="79" w:line="278" w:lineRule="auto"/>
+        <w:rPr>
+          <w:lang w:val="en-MY"/>
+        </w:rPr>
+      </w:pPr>
+      <w:r>
+        <w:rPr>
+          <w:lang w:val="en-MY"/>
+        </w:rPr>
+        <w:t xml:space="preserve">Companies also have an ethical duty, however. They must be able to provide a clear explanation of their key decisions, ensure that humans are engaged and provide genuine opportunities for those affected by the outcomes to question or challenge the results. This requires additional time, cost and personnel, generating a conflict. Companies wish to operate effectively and achieve their business objectives on </w:t>
+      </w:r>
+      <w:r>
+        <w:rPr>
+          <w:lang w:val="en-MY"/>
+        </w:rPr>
+        <w:t xml:space="preserve">the </w:t>
+      </w:r>
+      <w:r>
+        <w:rPr>
+          <w:lang w:val="en-MY"/>
+        </w:rPr>
+        <w:t>one hand. Conversely, there is a need for explanations, fair reviewing and outside checking.</w:t>
+      </w:r>
+    </w:p>
+    <w:p>
+      <w:r>
+        <w:rPr>
+          <w:szCs w:val="28"/>
+        </w:rPr>
+        <w:t xml:space="preserve">This conflict can be seen in both Uber’s driver management and X’s content moderation. The two companies operate in different ways, but at the end of the day, they both ask the same question: who is </w:t>
+      </w:r>
+      <w:r>
+        <w:rPr>
+          <w:szCs w:val="28"/>
+        </w:rPr>
+        <w:t>accountable</w:t>
+      </w:r>
+      <w:r>
+        <w:rPr>
+          <w:szCs w:val="28"/>
+        </w:rPr>
+        <w:t xml:space="preserve"> when an algorithm or a platform decides upon an action that has an impact on people</w:t>
+      </w:r>
+      <w:r>
+        <w:t>?</w:t>
+      </w:r>
+    </w:p>
+    <w:p>
+      <w:pPr>
+        <w:pStyle w:val="Heading1"/>
+      </w:pPr>
+      <w:bookmarkStart w:id="4" w:name="_Toc242562280"/>
+      <w:r>
+        <w:lastRenderedPageBreak/>
+        <w:t>2.1.1 Case Study: Uber – Algorithmic Management and Contestability</w:t>
+      </w:r>
+      <w:bookmarkEnd w:id="4"/>
+    </w:p>
+    <w:p>
+      <w:r>
+        <w:t>Uber demonstrates the issues that can arise with being responsible and fair when it involves being able to argue against decisions made using computer systems. The company maintains and oversees its drivers via computers, including systems that are involved in deactivating accounts and setting prices based on the need for rides [8].</w:t>
+      </w:r>
+    </w:p>
+    <w:p>
+      <w:r>
+        <w:t xml:space="preserve">In a report on Uber and Lyft, the Action </w:t>
+      </w:r>
+      <w:proofErr w:type="spellStart"/>
+      <w:r>
+        <w:t>Center</w:t>
+      </w:r>
+      <w:proofErr w:type="spellEnd"/>
+      <w:r>
+        <w:t xml:space="preserve"> on Race and the Economy (ACRE) discovered that 85% of the 727 surveyed drivers whose accounts were deactivated on Uber or Lyft did not receive any notification beforehand. About two-thirds also said it became harder to pay their bills after their accounts were deactivated, while more than 15% said they were not told why their accounts were terminated [9]. Some drivers also reported </w:t>
+      </w:r>
+      <w:r>
+        <w:t>eviction or homelessness</w:t>
+      </w:r>
+      <w:r>
+        <w:t>.</w:t>
+      </w:r>
+    </w:p>
+    <w:p>
+      <w:r>
+        <w:t xml:space="preserve">This result makes people think about fairness and their ability to bring up opposition to decisions that impact their finances. </w:t>
+      </w:r>
+      <w:proofErr w:type="gramStart"/>
+      <w:r>
+        <w:t>That being said, the</w:t>
+      </w:r>
+      <w:proofErr w:type="gramEnd"/>
+      <w:r>
+        <w:t xml:space="preserve"> survey was conducted by groups helping people and it only surveyed those who had their account closed, so the findings should not be taken as true for all drivers. The same concerns regarding unclear systems, control over workers and trusting decisions made by computers have been found in university research [8]</w:t>
+      </w:r>
+      <w:r>
+        <w:t>,</w:t>
+      </w:r>
+      <w:r>
+        <w:t xml:space="preserve"> [10].</w:t>
+      </w:r>
+    </w:p>
+    <w:p>
+      <w:r>
+        <w:t>ACRE also reported that some drivers were directed to chatbots rather than being given the opportunity to discuss the reasons behind their account closure [9]. This raises questions about the principle that people should have easy ways to challenge decisions made by AI-related systems [3</w:t>
+      </w:r>
+      <w:r>
+        <w:t>].</w:t>
+      </w:r>
+    </w:p>
+    <w:p>
+      <w:r>
+        <w:t>Uber reports that it is not all done by computers, as support specialists perform account closure reviews [11</w:t>
+      </w:r>
+      <w:r>
+        <w:t>]</w:t>
+      </w:r>
+      <w:r>
+        <w:t>. However, this is only their description, and they don’t demonstrate effectiveness or frequency of use.</w:t>
+      </w:r>
+    </w:p>
+    <w:p>
+      <w:r>
+        <w:t>From</w:t>
+      </w:r>
+      <w:r>
+        <w:t xml:space="preserve"> a business perspective, smart computer systems assist Uber </w:t>
+      </w:r>
+      <w:r>
+        <w:t>in managing</w:t>
+      </w:r>
+      <w:r>
+        <w:t xml:space="preserve"> car drivers without supervising each one, thus making the process even more efficient and </w:t>
+      </w:r>
+      <w:r>
+        <w:t>scalable</w:t>
+      </w:r>
+      <w:r>
+        <w:t>. However, communicating information simply, allowing decisions to be reviewed and appeals to be made may require additional time and money.</w:t>
+      </w:r>
+    </w:p>
+    <w:p>
+      <w:r>
+        <w:t xml:space="preserve">The chief issue is the conflict between the benefits of using computer systems to make decisions rapidly and the moral obligation to ensure that workers know and </w:t>
+      </w:r>
+      <w:proofErr w:type="gramStart"/>
+      <w:r>
+        <w:t>are capable of resisting</w:t>
+      </w:r>
+      <w:proofErr w:type="gramEnd"/>
+      <w:r>
+        <w:t xml:space="preserve"> decisions which impact them. It also applies to the </w:t>
+      </w:r>
+      <w:r>
+        <w:lastRenderedPageBreak/>
+        <w:t>transparency and accountability principles in Malaysia’s AIGE which say decisions should be taken responsibly [5].</w:t>
+      </w:r>
+    </w:p>
+    <w:p>
+      <w:bookmarkStart w:id="5" w:name="_Toc242562281"/>
+      <w:r>
+        <w:rPr>
+          <w:rStyle w:val="Heading1Char"/>
+        </w:rPr>
+        <w:t>2.1.2 Case Study: X (Twitter) – Platform Engagement and Accountability</w:t>
+      </w:r>
+      <w:bookmarkEnd w:id="5"/>
+      <w:r>
+        <w:br/>
+      </w:r>
+      <w:r>
+        <w:t>Another case in which balancing business performance and moral obligation is evident is X. Unlike Uber, which primarily displays algorithms that control workers, X gives rise to concerns about content control, moderation, and outside oversight.</w:t>
+      </w:r>
+    </w:p>
+    <w:p>
+      <w:r>
+        <w:t>Elon Musk’s purchase of Twitter in 2022 led the platform to adopt an approach called “freedom of speech, not reach.” Some content was made less visible instead of being deleted [12]. This shows how platforms can influence what content users see</w:t>
+      </w:r>
+      <w:r>
+        <w:t>.</w:t>
+      </w:r>
+    </w:p>
+    <w:p>
+      <w:r>
+        <w:t xml:space="preserve">The </w:t>
+      </w:r>
+      <w:proofErr w:type="spellStart"/>
+      <w:r>
+        <w:t>Center</w:t>
+      </w:r>
+      <w:proofErr w:type="spellEnd"/>
+      <w:r>
+        <w:t xml:space="preserve"> for Countering Digital Hate (CCDH) reviewed 300 posts that it reported to X for extreme hate speech. One week after reporting, 86% of those posts (259 posts) remained accessible. Also, 90 out of 100 accounts involved were still active [13]. The findings raise questions about the effectiveness of content moderation and whether platforms are responsible when harmful content is reported to them</w:t>
+      </w:r>
+      <w:r>
+        <w:t>.</w:t>
+      </w:r>
+    </w:p>
+    <w:p>
+      <w:r>
+        <w:t>Nevertheless, the study was conducted by an advocacy group and used a small sample. These results are not necessarily representative of the overall content moderation on the platform</w:t>
+      </w:r>
+      <w:r>
+        <w:t>.</w:t>
+      </w:r>
+    </w:p>
+    <w:p>
+      <w:r>
+        <w:t>The problem isn’t just about voluntary policies. In December 2023, the European Commission started formal proceedings against X under the Digital Services Act [14]. They looked at how X managed risks, moderated content, and was transparent about ads, as well as whether researchers could access the data they needed [15]. Then, on December 5, 2025, the Commission fined X €120 million for not following the transparency rules. The Commission found that X’s blue checkmarks were misleading, its advertising information lacked transparency, and researchers did not have enough access to public data [16]. This decision did not cover how X handles hate speech or other content moderation problems. Those issues are still part of the wider investigation</w:t>
+      </w:r>
+      <w:r>
+        <w:t>.</w:t>
+      </w:r>
+    </w:p>
+    <w:p>
+      <w:r>
+        <w:t xml:space="preserve">Content recommendations, moderation, and visibility decisions from a business perspective can impact user activity and engagement. Conversely, increased </w:t>
+      </w:r>
+      <w:r>
+        <w:lastRenderedPageBreak/>
+        <w:t>accountability could require increased monitoring, transparency, outside checks and compliance efforts. This puts a strain on the platform’s functioning.</w:t>
+      </w:r>
+    </w:p>
+    <w:p>
+      <w:r>
+        <w:t>The X case is a good example of how businesses can have goals that don’t always align with being open and responsible when it comes to managing content. The evidence presented does not show that harmful content was left up on purpose to make money. However, it shows why outside oversight is important when platform decisions affect users and public information. This also relates to Malaysia’s AIGE principles of transparency and accountability [5]</w:t>
+      </w:r>
+      <w:r>
+        <w:t>.</w:t>
+      </w:r>
+    </w:p>
+    <w:p>
+      <w:r>
+        <w:t xml:space="preserve">The upshot is that Uber and X demonstrate that it’s hard to keep ethical accountability in different kinds of algorithmic businesses. Uber </w:t>
+      </w:r>
+      <w:r>
+        <w:t>emphasises</w:t>
+      </w:r>
+      <w:r>
+        <w:t xml:space="preserve"> the importance of workers voicing objections to decisions made that impact them. X shows the need for transparency and oversight in how platforms govern content. In either case, the more robust the protections are, the more resources may need to be allocated or the more a business may need to be constrained in </w:t>
+      </w:r>
+      <w:r>
+        <w:t>its</w:t>
+      </w:r>
+      <w:r>
+        <w:t xml:space="preserve"> activity.</w:t>
+      </w:r>
+    </w:p>
+    <w:p>
+      <w:pPr>
+        <w:pStyle w:val="Heading1"/>
+      </w:pPr>
+      <w:bookmarkStart w:id="6" w:name="_Toc242562282"/>
+      <w:r>
+        <w:t>2.2 Rapid AI Innovation vs. Reliability and Safety</w:t>
+      </w:r>
+      <w:bookmarkEnd w:id="6"/>
+    </w:p>
+    <w:p>
+      <w:r>
+        <w:t xml:space="preserve">When it comes to </w:t>
+      </w:r>
+      <w:r>
+        <w:t>commercialising</w:t>
+      </w:r>
+      <w:r>
+        <w:t xml:space="preserve"> AI products, time is a critical factor. A firm that introduces first can have the opportunity </w:t>
+      </w:r>
+      <w:r>
+        <w:t>to make</w:t>
+      </w:r>
+      <w:r>
+        <w:t xml:space="preserve"> its product better and get </w:t>
+      </w:r>
+      <w:r>
+        <w:t>recognised</w:t>
+      </w:r>
+      <w:r>
+        <w:t xml:space="preserve"> as a leader in technology. The problem is that AI systems need a lot of testing, monitoring and risk management and all of that takes time.</w:t>
+      </w:r>
+    </w:p>
+    <w:p>
+      <w:r>
+        <w:t xml:space="preserve">The reliability and safety rule encourages organisations to consider foreseeable risks and make reasonable efforts to prevent harm. If done correctly, this takes longer to develop, </w:t>
+      </w:r>
+      <w:r>
+        <w:t xml:space="preserve">requires </w:t>
+      </w:r>
+      <w:r>
+        <w:t>more testing and constant monitoring which costs more and may delay a launch. There’s a tension between the business value of speed and the responsibility to ensure that a system is safe and reliable enough</w:t>
+      </w:r>
+      <w:r>
+        <w:t>.</w:t>
+      </w:r>
+    </w:p>
+    <w:p>
+      <w:pPr>
+        <w:pStyle w:val="Heading1"/>
+      </w:pPr>
+      <w:bookmarkStart w:id="7" w:name="_Toc242562283"/>
+      <w:r>
+        <w:t>2.2.1 Case Study: Tesla – Autopilot Safety</w:t>
+      </w:r>
+      <w:bookmarkEnd w:id="7"/>
+    </w:p>
+    <w:p>
+      <w:r>
+        <w:t>The tension between rapid advancements in technology and the ethical standards of reliability and safety can be seen in Tesla’s Autopilot system.</w:t>
+      </w:r>
+    </w:p>
+    <w:p>
+      <w:r>
+        <w:t xml:space="preserve">The United States National Highway Traffic Safety Administration (NHTSA) conducted a review of 956 crashes in which the initial allegation was that Autopilot was being used, of which 29 were fatal [17]. During that review, </w:t>
+      </w:r>
+      <w:r>
+        <w:lastRenderedPageBreak/>
+        <w:t xml:space="preserve">NHTSA found 211 frontal plane collisions involving the Tesla hitting another vehicle, object or person in the road, with 13 of them being fatal [17]. </w:t>
+      </w:r>
+      <w:r>
+        <w:t>These figures do not mean that Autopilot caused all 956 crashes</w:t>
+      </w:r>
+      <w:r>
+        <w:t>.</w:t>
+      </w:r>
+    </w:p>
+    <w:p>
+      <w:r>
+        <w:t>NHTSA found that some design features of the system may add to misuse, especially when the driver’s attention is not fully focused [17]. This led to questions to be asked about whether the system had enough protection against the known, normal actions of drivers.</w:t>
+      </w:r>
+    </w:p>
+    <w:p>
+      <w:r>
+        <w:t>Tesla issued a voluntary recall in December 2023 for approximately 2 million vehicles, with a software update to improve driver engagement controls. Then NHTSA started another investigation to determine whether the recall solution was adequate [17].</w:t>
+      </w:r>
+    </w:p>
+    <w:p>
+      <w:r>
+        <w:t>Tesla continues to sell features such as Full Self-Driving (FSD). The company says that FSD (Supervised) is not fully driverless and needs driver supervision [18]. Tesla also has its own safety statistics, but those should be kept separate from the independent findings provided by the regulators when judging how safe the system is.</w:t>
+      </w:r>
+    </w:p>
+    <w:p>
+      <w:r>
+        <w:t>Driver-assistance technology, from a business point of view, can help build the competitive edge and image of Tesla. However, the concept of reliability and safety requires testing, monitoring and risk mitigation prior to deployment as well as afterwards. This is a trade-off, and the more protection</w:t>
+      </w:r>
+      <w:r>
+        <w:t>,</w:t>
+      </w:r>
+      <w:r>
+        <w:t xml:space="preserve"> the longer and costlier the project, and the sooner it’s done</w:t>
+      </w:r>
+      <w:r>
+        <w:t>,</w:t>
+      </w:r>
+      <w:r>
+        <w:t xml:space="preserve"> the sooner the benefits. The NHTSA report reveals safety concerns, but it does not provide evidence of a deliberate compromise on safety for innovation.</w:t>
+      </w:r>
+    </w:p>
+    <w:p>
+      <w:r>
+        <w:t>The case also relates to the reliability, safety and control principles in Malaysia’s AIGE, which stress managing risks and responsible AI operation [5].</w:t>
+      </w:r>
+    </w:p>
+    <w:p>
+      <w:r>
+        <w:t xml:space="preserve">In general, Tesla demonstrates the importance of prudence when companies are </w:t>
+      </w:r>
+      <w:r>
+        <w:t>accelerating</w:t>
+      </w:r>
+      <w:r>
+        <w:t xml:space="preserve"> in the development of AI technologies. It also puts forward the idea that independent investigations and ongoing monitoring can be useful in determining risks that voluntary company measures may not be able to resolve</w:t>
+      </w:r>
+      <w:r>
+        <w:t>.</w:t>
+      </w:r>
+    </w:p>
+    <w:p>
+      <w:pPr>
+        <w:pStyle w:val="Heading1"/>
+      </w:pPr>
+      <w:bookmarkStart w:id="8" w:name="_Toc242562284"/>
+      <w:r>
+        <w:t>2.3 Data Monetisation vs. Privacy Protection</w:t>
+      </w:r>
+      <w:bookmarkEnd w:id="8"/>
+    </w:p>
+    <w:p>
+      <w:r>
+        <w:t xml:space="preserve">In </w:t>
+      </w:r>
+      <w:r>
+        <w:t>today's</w:t>
+      </w:r>
+      <w:r>
+        <w:t xml:space="preserve"> day and age</w:t>
+      </w:r>
+      <w:r>
+        <w:t>,</w:t>
+      </w:r>
+      <w:r>
+        <w:t xml:space="preserve"> personal data is one of the most valuable assets any digital business can have. More information about its users can enhance the </w:t>
+      </w:r>
+      <w:r>
+        <w:lastRenderedPageBreak/>
+        <w:t>value of a platform because it can be used to tailor services and target advertising.</w:t>
+      </w:r>
+    </w:p>
+    <w:p>
+      <w:r>
+        <w:t xml:space="preserve">The privacy protection principle implies that companies should put in place reasonable limits on the collection, access, use and sharing of personal information. Such limits may curtail data practices that are commercially valuable. The tension between business interests and individual privacy is that businesses wish to utilise </w:t>
+      </w:r>
+      <w:proofErr w:type="gramStart"/>
+      <w:r>
+        <w:t>data</w:t>
+      </w:r>
+      <w:proofErr w:type="gramEnd"/>
+      <w:r>
+        <w:t xml:space="preserve"> but individuals want their privacy to be respected and to have some control over their data</w:t>
+      </w:r>
+      <w:r>
+        <w:t>.</w:t>
+      </w:r>
+    </w:p>
+    <w:p>
+      <w:pPr>
+        <w:pStyle w:val="Heading1"/>
+      </w:pPr>
+      <w:bookmarkStart w:id="9" w:name="_Toc242562285"/>
+      <w:r>
+        <w:t>2.3.1 Case Study: Meta – Cambridge Analytica</w:t>
+      </w:r>
+      <w:bookmarkEnd w:id="9"/>
+    </w:p>
+    <w:p>
+      <w:r>
+        <w:t>The Cambridge Analytica scandal involving Facebook (now Meta) demonstrates the kind of privacy exposure that is possible when there are weak controls over access to personal data in a business model.</w:t>
+      </w:r>
+    </w:p>
+    <w:p>
+      <w:r>
+        <w:t>In 2018</w:t>
+      </w:r>
+      <w:r>
+        <w:t>,</w:t>
+      </w:r>
+      <w:r>
+        <w:t xml:space="preserve"> Facebook had estimated that the information of up to 87 million users could have been shared inappropriately with Cambridge Analytica [19]</w:t>
+      </w:r>
+      <w:r>
+        <w:t>.</w:t>
+      </w:r>
+    </w:p>
+    <w:p>
+      <w:r>
+        <w:t>The United States Federal Trade Commission (FTC) filed a separate complaint alleging that the app collected profile information from approximately 250,000 to 270,000 US app users, as well as information about 50 million to 65 million of their Facebook friends [20]. These statistics come from different sources and refer to different groups of users.</w:t>
+      </w:r>
+    </w:p>
+    <w:p>
+      <w:r>
+        <w:t>The FTC announced a $5 billion penalty against Facebook in July 2019 and introduced additional privacy requirements [21]. The case brought up issues regarding access to and sharing of personal information via a digital platform.</w:t>
+      </w:r>
+    </w:p>
+    <w:p>
+      <w:r>
+        <w:t>The information that Facebook users share is very valuable to Facebook’s advertising business. Detailed personal data is useful for helping businesses understand their audience and to target ads effectively. Protection of privacy requires limitation of access, sharing and use of data.</w:t>
+      </w:r>
+    </w:p>
+    <w:p>
+      <w:r>
+        <w:t xml:space="preserve">The conflict is that </w:t>
+      </w:r>
+      <w:r>
+        <w:t>better</w:t>
+      </w:r>
+      <w:r>
+        <w:t xml:space="preserve"> privacy protections can restrict commercially valuable uses of personal information</w:t>
+      </w:r>
+      <w:r>
+        <w:t>. Businesses can thus experience a conflict between ensuring that the maximum value is derived from data and data governance.</w:t>
+      </w:r>
+    </w:p>
+    <w:p>
+      <w:r>
+        <w:t xml:space="preserve">The case was more of a data privacy and platform governance failure than an AI failure. Data obtained from the app, however, was used to train an algorithm to generate users’ personality scores, as well as those of their friends, reported the </w:t>
+      </w:r>
+      <w:r>
+        <w:lastRenderedPageBreak/>
+        <w:t xml:space="preserve">FTC [20]. This is why this case is interesting for the field of AI ethics, as algorithmic profiling relies on data collection, management and </w:t>
+      </w:r>
+      <w:r>
+        <w:t>utilisation</w:t>
+      </w:r>
+      <w:r>
+        <w:t>.</w:t>
+      </w:r>
+    </w:p>
+    <w:p>
+      <w:r>
+        <w:t>This concern is reflective of Australia’s privacy protection and security principle [3]</w:t>
+      </w:r>
+      <w:r>
+        <w:t xml:space="preserve"> and </w:t>
+      </w:r>
+      <w:r>
+        <w:t>Malaysia’s AIGE principle of privacy and security which stresses responsible data governance throughout the AI lifecycle [5].</w:t>
+      </w:r>
+    </w:p>
+    <w:p>
+      <w:r>
+        <w:t xml:space="preserve">The </w:t>
+      </w:r>
+      <w:r>
+        <w:t xml:space="preserve">Meta case thus demonstrates that privacy protection is not limited to a technical requirement. Protection of privacy may also impose limits on </w:t>
+      </w:r>
+      <w:r>
+        <w:t xml:space="preserve">a </w:t>
+      </w:r>
+      <w:r>
+        <w:t>business’s ability to derive commercial value from data. In data governance, regulatory action, like the FTC settlement, can have repercussions for failures</w:t>
+      </w:r>
+      <w:r>
+        <w:t>.</w:t>
+      </w:r>
+    </w:p>
+    <w:p>
+      <w:pPr>
+        <w:pStyle w:val="Heading1"/>
+        <w:rPr>
+          <w:rFonts w:cs="Times New Roman"/>
+        </w:rPr>
+      </w:pPr>
+      <w:bookmarkStart w:id="10" w:name="_Toc242562286"/>
+      <w:r>
+        <w:rPr>
+          <w:rFonts w:cs="Times New Roman"/>
+        </w:rPr>
+        <w:t>3.0</w:t>
+      </w:r>
+      <w:r>
+        <w:rPr>
+          <w:rFonts w:cs="Times New Roman"/>
+        </w:rPr>
+        <w:t xml:space="preserve"> Conclusion</w:t>
+      </w:r>
+      <w:bookmarkEnd w:id="10"/>
+    </w:p>
+    <w:p>
+      <w:r>
+        <w:t xml:space="preserve">This report examined three areas where the ethics of AI and business interests come into conflict, namely efficiency vs accountability, innovation vs safety and data monetisation vs privacy. </w:t>
+      </w:r>
+      <w:r>
+        <w:t>A similar pattern can be seen across Uber, X, Tesla and Meta. When there is pressure from the business side, it is difficult to maintain ethical responsibilities.</w:t>
+      </w:r>
+    </w:p>
+    <w:p>
+      <w:r>
+        <w:t>Uber raises questions about whether drivers can appeal decisions made by an algorithm about their work. X demonstrates the need for content governance to be open and transparent. Tesla is a case in point of the importance of safety testing and monitoring, and Meta shows the privacy risks of using commercially valuable personal information.</w:t>
+      </w:r>
+    </w:p>
+    <w:p>
+      <w:r>
+        <w:t xml:space="preserve">Every time, the issue is that ethical protection costs money and adds obligations, and businesses may object. Voluntary rules may not be very effective if they are not enforced. </w:t>
+      </w:r>
+      <w:proofErr w:type="spellStart"/>
+      <w:r>
+        <w:t>Hagendorff</w:t>
+      </w:r>
+      <w:proofErr w:type="spellEnd"/>
+      <w:r>
+        <w:t xml:space="preserve"> [1] has pointed out that ethics that are purely </w:t>
+      </w:r>
+      <w:r>
+        <w:t>principle-based</w:t>
+      </w:r>
+      <w:r>
+        <w:t xml:space="preserve"> are an issue, as have </w:t>
+      </w:r>
+      <w:proofErr w:type="spellStart"/>
+      <w:r>
+        <w:t>Rességuier</w:t>
+      </w:r>
+      <w:proofErr w:type="spellEnd"/>
+      <w:r>
+        <w:t xml:space="preserve"> and Rodrigues [6] and Mittelstadt [22].</w:t>
+      </w:r>
+    </w:p>
+    <w:p>
+      <w:r>
+        <w:t xml:space="preserve">There does not have to be a conflict between ethics and good business. If AI can have positive impacts on society, then responsible actions can also foster trust, as suggested by </w:t>
+      </w:r>
+      <w:proofErr w:type="spellStart"/>
+      <w:r>
+        <w:t>Floridi</w:t>
+      </w:r>
+      <w:proofErr w:type="spellEnd"/>
+      <w:r>
+        <w:t xml:space="preserve"> et al. [23]. The real challenge is not to set aside business objectives, but to make sure ethical obligations </w:t>
+      </w:r>
+      <w:proofErr w:type="gramStart"/>
+      <w:r>
+        <w:t>actually impact</w:t>
+      </w:r>
+      <w:proofErr w:type="gramEnd"/>
+      <w:r>
+        <w:t xml:space="preserve"> business decisions.</w:t>
+      </w:r>
+    </w:p>
+    <w:p>
+      <w:r>
+        <w:t>This report contains five recommendations. There should be laws to back important ethical rules for high-risk AI. Appeal</w:t>
+      </w:r>
+      <w:r>
+        <w:t xml:space="preserve"> </w:t>
+      </w:r>
+      <w:r>
+        <w:t xml:space="preserve">procedures </w:t>
+      </w:r>
+      <w:r>
+        <w:t>and safety monitoring should be</w:t>
+      </w:r>
+      <w:r>
+        <w:t xml:space="preserve"> </w:t>
+      </w:r>
+      <w:r>
+        <w:t>independently audited</w:t>
+      </w:r>
+      <w:r>
+        <w:t xml:space="preserve">. Governments need to work to </w:t>
+      </w:r>
+      <w:r>
+        <w:lastRenderedPageBreak/>
+        <w:t xml:space="preserve">establish more consistent rules in various localities. Researchers and auditors should be protected and have access to examine how companies use AI. </w:t>
+      </w:r>
+      <w:r>
+        <w:t>Finally</w:t>
+      </w:r>
+      <w:r>
+        <w:t>,</w:t>
+      </w:r>
+      <w:r>
+        <w:t xml:space="preserve"> companies should share results like appeal outcomes, content moderation speed and data-sharing audits, instead of just saying they follow ethical guidelines.</w:t>
+      </w:r>
+    </w:p>
+    <w:p>
+      <w:r>
+        <w:t>Lastly</w:t>
+      </w:r>
+      <w:r>
+        <w:t xml:space="preserve">, it’s not sufficient to put out principles. </w:t>
+      </w:r>
+      <w:proofErr w:type="gramStart"/>
+      <w:r>
+        <w:t>In order for</w:t>
+      </w:r>
+      <w:proofErr w:type="gramEnd"/>
+      <w:r>
+        <w:t xml:space="preserve"> AI to be trusted, there must be effective rules, independent checks, and measures of accountability to ensure business goals are not always prioriti</w:t>
       </w:r>
       <w:r>
         <w:t>s</w:t>
       </w:r>
       <w:r>
-        <w:t xml:space="preserve"> the Contestability Principle</w:t>
-      </w:r>
-      <w:bookmarkEnd w:id="4"/>
-    </w:p>
-    <w:p>
-      <w:r>
-        <w:t xml:space="preserve">Uber has about 3 million drivers in its algorithms and can shut down driver accounts with no human intervention. It can adjust prices dynamically based on demand (Kellogg et al., 2020). ACRE, the Action </w:t>
-      </w:r>
-      <w:r>
-        <w:t>Center</w:t>
-      </w:r>
-      <w:r>
-        <w:t xml:space="preserve"> on Race and the Economy, and Rideshare Drivers United surveyed 727 rideshare drivers who had been deactivated in the US in the past five years. It found that 85% of those deactivated had no prior warning and that around </w:t>
-      </w:r>
-      <w:r>
-        <w:t>two-thirds</w:t>
-      </w:r>
-      <w:r>
-        <w:t xml:space="preserve"> then fell into arrears on their bills. 15% of those deactivated did not even receive a reason, with some of the drivers saying they were evicted or even homeless because of it (ACRE Campaigns, 2025). Studies of “algorithmic control” in academia have shown that such systems tend to have a structurally low level of transparency in their performance, and workers perceive decisions made by algorithms to be less fair and less trustworthy than those made by their human manager (Crama et al., 2023; Kellogg et al., 2020). This approach is so bad that it uses a chatbot rather than a timely and meaningful mechanism for contesting a decision made by an AI, as required by Australia’s contestability principle. Uber itself claims that “humans are in the loop” of its deactivation process (Uber, 2026), but scholarship on algorithmic control outside the company is doubtful of this assertion, as drivers have no way of knowing whether a human ever actually reviewed their case (Kellogg et al., 2020). From a business perspective, algorithmic deactivation lowers the cost of labour management and is scalable for a platform with 3 million drivers.</w:t>
+        <w:t>ed over ethical responsibilities.</w:t>
+      </w:r>
+    </w:p>
+    <w:p>
+      <w:pPr>
+        <w:pStyle w:val="Heading1"/>
+        <w:rPr>
+          <w:rFonts w:cs="Times New Roman"/>
+        </w:rPr>
+      </w:pPr>
+      <w:bookmarkStart w:id="11" w:name="_Toc242562287"/>
+      <w:r>
+        <w:rPr>
+          <w:rFonts w:cs="Times New Roman"/>
+        </w:rPr>
+        <w:t>Acknowledgement</w:t>
+      </w:r>
+      <w:bookmarkEnd w:id="11"/>
+    </w:p>
+    <w:p>
+      <w:r>
+        <w:t xml:space="preserve">The following tools and sources helped this report. Numbers in square brackets refer to the list of references. </w:t>
+      </w:r>
+      <w:r>
+        <w:t xml:space="preserve">I made the final decisions on the topic, case studies, arguments and wording. </w:t>
+      </w:r>
+      <w:r>
+        <w:t>I reviewed the source materials and cross-checked the key figures and quotations used in the report</w:t>
+      </w:r>
+      <w:r>
+        <w:t xml:space="preserve">. </w:t>
+      </w:r>
+      <w:r>
+        <w:br/>
+      </w:r>
+      <w:r>
+        <w:t>–</w:t>
       </w:r>
       <w:r>
         <w:t xml:space="preserve"> </w:t>
       </w:r>
-      <w:r>
-        <w:t>From an ethical point of view, algorithmic deactivation does not affect the platform, but rather the driver, which is the asymmetry that the contestability principle tried to fix.</w:t>
-      </w:r>
-    </w:p>
-    <w:p>
-      <w:pPr>
-        <w:pStyle w:val="Heading1"/>
-      </w:pPr>
-      <w:bookmarkStart w:id="5" w:name="_Toc242202801"/>
-      <w:r>
-        <w:lastRenderedPageBreak/>
-        <w:t xml:space="preserve">2.3 Case Study: Tesla </w:t>
-      </w:r>
-      <w:r>
-        <w:t>Speed-to-Market</w:t>
-      </w:r>
-      <w:r>
-        <w:t xml:space="preserve"> vs. the Safety Principle</w:t>
-      </w:r>
-      <w:bookmarkEnd w:id="5"/>
-    </w:p>
-    <w:p>
-      <w:r>
-        <w:t xml:space="preserve">The tension between the pace of innovation and the principle of </w:t>
-      </w:r>
-      <w:r>
-        <w:t>reliability and safety</w:t>
-      </w:r>
-      <w:r>
-        <w:t xml:space="preserve"> is on display in Tesla's Autopilot and Full Self-Driving (FSD) systems. The U.S. National Highway Traffic Safety Administration (NHTSA) investigated 956 crashes involving Tesla vehicles between January 2018 and August 2023 that resulted in 29 deaths. That analysis also separately found that a critical safety gap in the Autopilot system was responsible for 467 of those crashes, including 13 fatal crashes (NHTSA, 2024). NHTSA called it a design that "led to foreseeable misuse" and "avoidable crashes" with Autopilot, and the underlying cause was a lack of sufficient driver attention. In December 2023, Tesla announced a voluntary recall of around two million cars when the company sent an over-the-air software update to fix the problem</w:t>
-      </w:r>
-      <w:r>
-        <w:t xml:space="preserve">. </w:t>
-      </w:r>
-      <w:r>
-        <w:t xml:space="preserve">NHTSA then began </w:t>
-      </w:r>
-      <w:r>
-        <w:t xml:space="preserve">an </w:t>
-      </w:r>
-      <w:r>
-        <w:t>additional investigation to determine whether the software fix was sufficient to fix the problem. Tesla continued marketing Autopilot and FSD as increasingly autonomous during this period, with the emphasis on rolling out features and keeping a leadership position in the autonomous driving market rather than step-by-step and conservative validation that a literal interpretation of the safety principle would require. This case is also an indirect example of one facet of the safety principle. Tesla's published safety statistics use a different denominator method than the NHTSA's official Crash Report Sampling System, making independent verification difficult (Tesla, 2026). This demonstrates that reliability and safety, although explicitly stated in Australia's framework and mirrored in Malaysia's compliance-driven guidelines, can be systematically outrun by the company's commercial priority to be the first to launch a new advanced driver-assistance system and further complicated by the fact that the company that gains the commercial benefit can control the primary safety data</w:t>
-      </w:r>
-      <w:r>
-        <w:t>.</w:t>
-      </w:r>
-    </w:p>
-    <w:p>
-      <w:pPr>
-        <w:pStyle w:val="Heading1"/>
-      </w:pPr>
-      <w:bookmarkStart w:id="6" w:name="_Toc242202802"/>
-      <w:r>
-        <w:t xml:space="preserve">2.4 Case Study: Meta </w:t>
-      </w:r>
-      <w:r>
-        <w:t>Data Monetisation vs. the Privacy Protection Principle</w:t>
-      </w:r>
-      <w:bookmarkEnd w:id="6"/>
-    </w:p>
-    <w:p>
-      <w:r>
-        <w:t xml:space="preserve">The Cambridge Analytica scandal is the most obvious case of "ethics washing," or ethical branding to mask practices that undermine the spirit of ethical commitments. In April 2018, Facebook (now known as Meta) published information about a </w:t>
-      </w:r>
-      <w:r>
-        <w:t>third-party</w:t>
-      </w:r>
-      <w:r>
-        <w:t xml:space="preserve"> personality quiz app that harvested personal data without consent from some 87 million of its users and shared it with political consultancy Cambridge Analytica to be used for targeting voters during the </w:t>
-      </w:r>
-      <w:r>
-        <w:lastRenderedPageBreak/>
-        <w:t>2016 U.S. presidential election (Federal Trade Commission, 2019). The FTC's complaint estimated that about 250,000 to 270,000 users actually had the quiz app, while the remainder were affected via Facebook's platform architecture, which made the information of users' friends accessible to app developers. In July 2019, the U.S. Federal Trade Commission imposed a record-breaking US$5 billion settlement against Facebook for violating a 2011 consent decree in which the company had promised not to share user information with third parties without consent (Federal Trade Commission, 2019). In this instance, both the principles of privacy protection and security and the transparency principle were involved with Australia's framework, as Meta's business model relied on monetising granular behavioural data via targeted advertising, which came into conflict with both. Most importantly, the $5 billion fine was a mere fraction of Facebook's annual revenue at the time of the fine, and this was a pattern repeated over time: as the cost of ethics violations stayed well below the commercial value that it generated, the fines were less likely to deter future violations.</w:t>
-      </w:r>
-    </w:p>
-    <w:p>
-      <w:pPr>
-        <w:pStyle w:val="Heading1"/>
-      </w:pPr>
-      <w:bookmarkStart w:id="7" w:name="_Toc242202803"/>
-      <w:r>
-        <w:t xml:space="preserve">2.5 Case Study: X (Twitter) </w:t>
-      </w:r>
-      <w:r>
-        <w:t>Engagement Revenue vs. the Accountability Principle</w:t>
-      </w:r>
-      <w:bookmarkEnd w:id="7"/>
-    </w:p>
-    <w:p>
-      <w:r>
-        <w:t>X represents the conflict between free-expression commitments and the accountability and fairness principles. Since 2022, when it was bought by Elon Musk, the platform has taken a "freedom of speech, not reach" approach to enforcement, algorithmically suppressing rather than removing content that falls under its hateful-conduct policy (</w:t>
-      </w:r>
-      <w:r>
-        <w:t>Center</w:t>
-      </w:r>
-      <w:r>
-        <w:t xml:space="preserve"> for Countering Digital Hate, 2023). Of a sample of 300 posts reported for extreme hate speech (anti-Semitic, anti-Black racist and neo-Nazi content), 259 (86%) were still live on the platform after a week of being reported through official channels and 90 of the 100 accounts were still active (</w:t>
-      </w:r>
-      <w:r>
-        <w:t>Center</w:t>
-      </w:r>
-      <w:r>
-        <w:t xml:space="preserve"> for Countering Digital Hate, 2023). X publicly challenged the methodology of this and other reports and later threatened to take legal action against </w:t>
-      </w:r>
-      <w:r>
-        <w:t>them</w:t>
-      </w:r>
-      <w:r>
-        <w:t xml:space="preserve">, which raised concerns on its own about the accountability principle, because threatening independent researchers reduces the external auditing mechanisms which Australia's and Malaysia's frameworks rely on to ensure compliance. This case highlights a unique aspect of the ethics-business dynamic: platforms with operations in multiple jurisdictions can take advantage of less robust ethics monitoring in less regulated markets, and can threaten researchers who document non-compliance, insulating themselves from </w:t>
-      </w:r>
-      <w:r>
-        <w:lastRenderedPageBreak/>
-        <w:t>the accountability systems that would be assumed to exist as part of ethical guidelines. Notably, X announced its exit from the EU's voluntary Code of Practice on disinformation in 2023, but continued to be held to account under the EU's binding Digital Services Act, suggesting a pattern that could be the blueprint for the more enforceable system this report ultimately recommends.</w:t>
-      </w:r>
-    </w:p>
-    <w:p>
-      <w:pPr>
-        <w:pStyle w:val="Heading1"/>
-      </w:pPr>
-      <w:bookmarkStart w:id="8" w:name="_Toc242202804"/>
-      <w:r>
-        <w:t>2.6 Cross-Case Synthesis</w:t>
-      </w:r>
-      <w:bookmarkEnd w:id="8"/>
-    </w:p>
-    <w:p>
-      <w:r>
-        <w:t xml:space="preserve">The quantifiable results of the four cases are summarised in Table 2. Four cases exhibit three recurring patterns. First, the core revenue model of each company rested on the very behaviour causing the ethical harm: Uber's low labour costs were predicated on unreviewed algorithmic deactivation, Tesla's valuation depended on being seen as a leader in autonomous driving, Meta's ad revenue depended on granular data collection, and X's engagement metrics were boosted by not removing high-engagement, policy-violating content. Second, in all cases, the financial or regulatory impact, while large in absolute terms, was modest relative to company revenue or strategic value. This is consistent with Beck's (1988, as cited in Hagendorff, 2020) observation that ethics acts as "a bicycle brake on an intercontinental </w:t>
-      </w:r>
-      <w:r>
-        <w:t>aeroplane</w:t>
-      </w:r>
-      <w:r>
-        <w:t>". Third, in each case the company could point to a published set of AI principles or public statements about responsible AI, while the underlying practice remained largely unchanged. This supports the argument of Résseguier and Rodrigues (2020) that ethics guidelines are frequently reduced to a symbolic, rather than operative, governance layer. A fourth, more structural, observation is that ethics works with a weak reinforcement mechanism relative to the economic logic of the systems it seeks to govern, a sociological point made by Hagendorff (2020): the AI industry, like the media and finance industries before it, has its own internal code of success (revenue growth, market share, engagement) that ethical intervention can only affect at the margins, unless that intervention is supported by an external, binding authority such as a regulator or court.</w:t>
-      </w:r>
-    </w:p>
-    <w:p>
-      <w:pPr>
-        <w:spacing w:before="120" w:after="60"/>
-        <w:rPr>
-          <w:sz w:val="32"/>
-          <w:szCs w:val="28"/>
-        </w:rPr>
-      </w:pPr>
       <w:r>
         <w:rPr>
           <w:b/>
           <w:bCs/>
-          <w:sz w:val="22"/>
-          <w:szCs w:val="22"/>
-        </w:rPr>
-        <w:t>Table 2. Summary of Quantified Outcomes Across the Four Case Studies</w:t>
-      </w:r>
-    </w:p>
-    <w:tbl>
-      <w:tblPr>
-        <w:tblStyle w:val="TableGrid"/>
-        <w:tblW w:w="0" w:type="auto"/>
-        <w:tblLook w:val="04A0" w:firstRow="1" w:lastRow="0" w:firstColumn="1" w:lastColumn="0" w:noHBand="0" w:noVBand="1"/>
-      </w:tblPr>
-      <w:tblGrid>
-        <w:gridCol w:w="2254"/>
-        <w:gridCol w:w="2254"/>
-        <w:gridCol w:w="2254"/>
-        <w:gridCol w:w="2254"/>
-      </w:tblGrid>
-      <w:tr>
-        <w:tc>
-          <w:tcPr>
-            <w:tcW w:w="2254" w:type="dxa"/>
-            <w:vAlign w:val="center"/>
-          </w:tcPr>
-          <w:p>
-            <w:r>
-              <w:rPr>
-                <w:b/>
-                <w:bCs/>
-              </w:rPr>
-              <w:t>Company</w:t>
-            </w:r>
-          </w:p>
-        </w:tc>
-        <w:tc>
-          <w:tcPr>
-            <w:tcW w:w="2254" w:type="dxa"/>
-            <w:vAlign w:val="center"/>
-          </w:tcPr>
-          <w:p>
-            <w:r>
-              <w:rPr>
-                <w:b/>
-                <w:bCs/>
-              </w:rPr>
-              <w:t>Principle Implicated</w:t>
-            </w:r>
-          </w:p>
-        </w:tc>
-        <w:tc>
-          <w:tcPr>
-            <w:tcW w:w="2254" w:type="dxa"/>
-            <w:vAlign w:val="center"/>
-          </w:tcPr>
-          <w:p>
-            <w:r>
-              <w:rPr>
-                <w:b/>
-                <w:bCs/>
-              </w:rPr>
-              <w:t>Key Evidence</w:t>
-            </w:r>
-          </w:p>
-        </w:tc>
-        <w:tc>
-          <w:tcPr>
-            <w:tcW w:w="2254" w:type="dxa"/>
-            <w:vAlign w:val="center"/>
-          </w:tcPr>
-          <w:p>
-            <w:r>
-              <w:rPr>
-                <w:b/>
-                <w:bCs/>
-              </w:rPr>
-              <w:t>Consequence</w:t>
-            </w:r>
-          </w:p>
-        </w:tc>
-      </w:tr>
-      <w:tr>
-        <w:tc>
-          <w:tcPr>
-            <w:tcW w:w="2254" w:type="dxa"/>
-            <w:vAlign w:val="center"/>
-          </w:tcPr>
-          <w:p>
-            <w:r>
-              <w:t>Uber</w:t>
-            </w:r>
-          </w:p>
-        </w:tc>
-        <w:tc>
-          <w:tcPr>
-            <w:tcW w:w="2254" w:type="dxa"/>
-            <w:vAlign w:val="center"/>
-          </w:tcPr>
-          <w:p>
-            <w:r>
-              <w:t>Contestability</w:t>
-            </w:r>
-          </w:p>
-        </w:tc>
-        <w:tc>
-          <w:tcPr>
-            <w:tcW w:w="2254" w:type="dxa"/>
-            <w:vAlign w:val="center"/>
-          </w:tcPr>
-          <w:p>
-            <w:r>
-              <w:t xml:space="preserve">727 deactivated drivers surveyed; 85% deactivated with no prior warning; ~2/3 fell </w:t>
-            </w:r>
-            <w:r>
-              <w:lastRenderedPageBreak/>
-              <w:t>behind on bills; 15% given no reason at all (ACRE Campaigns, 2025).</w:t>
-            </w:r>
-          </w:p>
-        </w:tc>
-        <w:tc>
-          <w:tcPr>
-            <w:tcW w:w="2254" w:type="dxa"/>
-            <w:vAlign w:val="center"/>
-          </w:tcPr>
-          <w:p>
-            <w:r>
-              <w:lastRenderedPageBreak/>
-              <w:t>Reputational damage; ongoing labour-organising and regulatory pressure.</w:t>
-            </w:r>
-          </w:p>
-        </w:tc>
-      </w:tr>
-      <w:tr>
-        <w:tc>
-          <w:tcPr>
-            <w:tcW w:w="2254" w:type="dxa"/>
-            <w:vAlign w:val="center"/>
-          </w:tcPr>
-          <w:p>
-            <w:r>
-              <w:t>Tesla</w:t>
-            </w:r>
-          </w:p>
-        </w:tc>
-        <w:tc>
-          <w:tcPr>
-            <w:tcW w:w="2254" w:type="dxa"/>
-            <w:vAlign w:val="center"/>
-          </w:tcPr>
-          <w:p>
-            <w:r>
-              <w:t>Reliability &amp; safety</w:t>
-            </w:r>
-          </w:p>
-        </w:tc>
-        <w:tc>
-          <w:tcPr>
-            <w:tcW w:w="2254" w:type="dxa"/>
-            <w:vAlign w:val="center"/>
-          </w:tcPr>
-          <w:p>
-            <w:r>
-              <w:t>NHTSA identified 956 Autopilot-related crashes (Jan 2018–Aug 2023) and 29 deaths; a "critical safety gap" linked to 467 collisions incl. 13 fatal crashes (NHTSA, 2024).</w:t>
-            </w:r>
-          </w:p>
-        </w:tc>
-        <w:tc>
-          <w:tcPr>
-            <w:tcW w:w="2254" w:type="dxa"/>
-            <w:vAlign w:val="center"/>
-          </w:tcPr>
-          <w:p>
-            <w:r>
-              <w:t>~2 million-vehicle recall (Dec 2023); follow-up federal investigation into recall effectiveness.</w:t>
-            </w:r>
-          </w:p>
-        </w:tc>
-      </w:tr>
-      <w:tr>
-        <w:tc>
-          <w:tcPr>
-            <w:tcW w:w="2254" w:type="dxa"/>
-            <w:vAlign w:val="center"/>
-          </w:tcPr>
-          <w:p>
-            <w:r>
-              <w:t>Meta</w:t>
-            </w:r>
-          </w:p>
-        </w:tc>
-        <w:tc>
-          <w:tcPr>
-            <w:tcW w:w="2254" w:type="dxa"/>
-            <w:vAlign w:val="center"/>
-          </w:tcPr>
-          <w:p>
-            <w:r>
-              <w:t>Privacy &amp; transparency</w:t>
-            </w:r>
-          </w:p>
-        </w:tc>
-        <w:tc>
-          <w:tcPr>
-            <w:tcW w:w="2254" w:type="dxa"/>
-            <w:vAlign w:val="center"/>
-          </w:tcPr>
-          <w:p>
-            <w:r>
-              <w:t>87 million users' data shared with Cambridge Analytica without consent, despite only ~270,000 users installing the source app (FTC, 2019).</w:t>
-            </w:r>
-          </w:p>
-        </w:tc>
-        <w:tc>
-          <w:tcPr>
-            <w:tcW w:w="2254" w:type="dxa"/>
-            <w:vAlign w:val="center"/>
-          </w:tcPr>
-          <w:p>
-            <w:r>
-              <w:t>Record US$5 billion FTC settlement (2019) — the largest privacy penalty of its time.</w:t>
-            </w:r>
-          </w:p>
-        </w:tc>
-      </w:tr>
-      <w:tr>
-        <w:tc>
-          <w:tcPr>
-            <w:tcW w:w="2254" w:type="dxa"/>
-            <w:vAlign w:val="center"/>
-          </w:tcPr>
-          <w:p>
-            <w:r>
-              <w:t>X (Twitter)</w:t>
-            </w:r>
-          </w:p>
-        </w:tc>
-        <w:tc>
-          <w:tcPr>
-            <w:tcW w:w="2254" w:type="dxa"/>
-            <w:vAlign w:val="center"/>
-          </w:tcPr>
-          <w:p>
-            <w:r>
-              <w:t>Accountability &amp; fairness</w:t>
-            </w:r>
-          </w:p>
-        </w:tc>
-        <w:tc>
-          <w:tcPr>
-            <w:tcW w:w="2254" w:type="dxa"/>
-            <w:vAlign w:val="center"/>
-          </w:tcPr>
-          <w:p>
-            <w:r>
-              <w:t>86% of 300 reported hateful posts (259) were still live one week after reporting; 90 of 100 associated accounts remained active (CCDH, 2023).</w:t>
-            </w:r>
-          </w:p>
-        </w:tc>
-        <w:tc>
-          <w:tcPr>
-            <w:tcW w:w="2254" w:type="dxa"/>
-            <w:vAlign w:val="center"/>
-          </w:tcPr>
-          <w:p>
-            <w:r>
-              <w:t xml:space="preserve">Advertiser concern; </w:t>
-            </w:r>
-            <w:r>
-              <w:rPr>
-                <w:rStyle w:val="Strong"/>
-              </w:rPr>
-              <w:t>legal threats against researchers; X's withdrawal from the EU disinformation code.</w:t>
-            </w:r>
-          </w:p>
-        </w:tc>
-      </w:tr>
-    </w:tbl>
-    <w:p>
-      <w:pPr>
-        <w:rPr>
-          <w:b/>
-          <w:bCs/>
-          <w:sz w:val="24"/>
-          <w:szCs w:val="22"/>
-        </w:rPr>
-      </w:pPr>
-      <w:r>
-        <w:rPr>
-          <w:b/>
-          <w:bCs/>
-          <w:sz w:val="24"/>
-          <w:szCs w:val="22"/>
-        </w:rPr>
-        <w:t xml:space="preserve">Note. CCDH = </w:t>
-      </w:r>
-      <w:r>
-        <w:rPr>
-          <w:b/>
-          <w:bCs/>
-          <w:sz w:val="24"/>
-          <w:szCs w:val="22"/>
-        </w:rPr>
-        <w:t>Center</w:t>
-      </w:r>
-      <w:r>
-        <w:rPr>
-          <w:b/>
-          <w:bCs/>
-          <w:sz w:val="24"/>
-          <w:szCs w:val="22"/>
-        </w:rPr>
-        <w:t xml:space="preserve"> for Countering Digital Hate; NHTSA = National Highway Traffic Safety Administration; FTC = Federal Trade Commission.</w:t>
-      </w:r>
-    </w:p>
-    <w:p>
-      <w:pPr>
-        <w:pStyle w:val="Heading1"/>
-        <w:rPr>
-          <w:rFonts w:cs="Times New Roman"/>
-        </w:rPr>
-      </w:pPr>
-      <w:bookmarkStart w:id="9" w:name="_Toc242202805"/>
-      <w:r>
-        <w:rPr>
-          <w:rFonts w:cs="Times New Roman"/>
-        </w:rPr>
-        <w:lastRenderedPageBreak/>
-        <w:t>3.0</w:t>
-      </w:r>
-      <w:r>
-        <w:rPr>
-          <w:rFonts w:cs="Times New Roman"/>
-        </w:rPr>
-        <w:t xml:space="preserve"> Conclusion</w:t>
-      </w:r>
-      <w:bookmarkEnd w:id="9"/>
-    </w:p>
-    <w:p>
-      <w:r>
-        <w:t>This report attempted to explore whether there exists a structural tension between AI ethics principles and business practice, and if so, what explains it. Evidence from Uber, Tesla, Meta and X supports the conclusion that this tension is structural, not incidental: in each case, the ethically problematic practice was not a deviation from the company's business model but an expression of it. Voluntary standards such as Australia's AI Ethics Principles and Malaysia's National Guidelines lay out the right normative goals, and Australia's 2025 Guidance for AI Adoption is a real step forward in translating those goals into tangible governance practices. But these frameworks do not have a binding enforcement mechanism commensurate with the scale of harm or commercial benefit involved, and it is this lack – rather than any inherent deficiency in the principles themselves – that has been the primary reason why so far ethical commitments have failed to constrain the four companies examined in this report.</w:t>
-      </w:r>
-    </w:p>
-    <w:p>
-      <w:r>
-        <w:t xml:space="preserve">This analysis results in five recommendations. First, regulators should make compliance with ethics guidelines mandatory, not voluntary, for high-risk AI applications, with penalties that are tied to a meaningful share of relevant revenue (not a flat amount) to ensure non-compliance isn't the economically rational choice. Second, contestability and appeal mechanisms, such as Uber's deactivation process, should be independently and mandatorily audited, rather than self-reported, consistent with the "share essential information" and "test and monitor" practices in Australia's Guidance for AI Adoption. Third, governments should harmonise core definitions and thresholds across jurisdictions. The case of X shows that companies are currently able to exploit regulatory divergence between markets. Fourth, independent researchers and auditors who investigate corporate AI practices must be given legal protections, because the loss of external verification, as exemplified by X's threats to the </w:t>
-      </w:r>
-      <w:r>
-        <w:t>Center</w:t>
-      </w:r>
-      <w:r>
-        <w:t xml:space="preserve"> for Countering Digital Hate, is damaging every other form of enforcement. Fifth, in light of the recurring pattern of "ethics washing" across all four cases, companies publishing AI ethics principles should be mandated to report concrete metrics in relation to those principles on a regular and standardised basis (e.g., deactivation appeal outcomes, moderation response times, data-sharing audits), rather than aspirational statements alone. This would turn ethics guidelines into a verifiable governance instrument, rather than a public-relations artefact. Ultimately</w:t>
-      </w:r>
-      <w:r>
-        <w:t>,</w:t>
-      </w:r>
-      <w:r>
-        <w:t xml:space="preserve"> responsible AI should be re-framed not as a </w:t>
-      </w:r>
-      <w:r>
-        <w:lastRenderedPageBreak/>
-        <w:t>constraint on innovation but as a prerequisite for the long-term social licence that sustainable AI-driven businesses require.</w:t>
-      </w:r>
-    </w:p>
-    <w:p>
-      <w:pPr>
-        <w:pStyle w:val="Heading1"/>
-        <w:rPr>
-          <w:rFonts w:cs="Times New Roman"/>
-        </w:rPr>
-      </w:pPr>
-      <w:bookmarkStart w:id="10" w:name="_Toc242202806"/>
-      <w:r>
-        <w:rPr>
-          <w:rFonts w:cs="Times New Roman"/>
-        </w:rPr>
-        <w:t>Acknowledgement</w:t>
-      </w:r>
-      <w:bookmarkEnd w:id="10"/>
-    </w:p>
-    <w:p>
-      <w:r>
-        <w:t>The report draws on primary regulatory and organisational sources, including reports from the U.S. National Highway Traffic Safety Administration, the U.S. Federal Trade Commission, the Center for Countering Digital Hate, and Rideshare Drivers United, together with peer-reviewed journal articles retrieved through academic search. This report was prepared with the assistance of Claude (Anthropic), an artificial intelligence language model, which was used to identify and verify candidate academic and regulatory sources via web search, to draft and restructure prose using the verified source material, and to design the summary tables. All factual claims and citations were fact-checked against the original primary sources listed in the References section before inclusion; the analytical framing, choice of case studies, and final judgement in this report are the responsibility of the author.</w:t>
-      </w:r>
-    </w:p>
-    <w:p>
-      <w:pPr>
-        <w:pStyle w:val="Heading1"/>
-        <w:rPr>
-          <w:rFonts w:cs="Times New Roman"/>
-        </w:rPr>
-      </w:pPr>
-      <w:bookmarkStart w:id="11" w:name="_Toc242202807"/>
-      <w:r>
-        <w:rPr>
-          <w:rFonts w:cs="Times New Roman"/>
-        </w:rPr>
-        <w:t>References</w:t>
-      </w:r>
-      <w:bookmarkEnd w:id="11"/>
-    </w:p>
-    <w:p>
-      <w:pPr>
-        <w:spacing w:after="200" w:line="264" w:lineRule="auto"/>
-        <w:ind w:left="720" w:hanging="720"/>
-      </w:pPr>
-      <w:r>
-        <w:t>[1]</w:t>
-      </w:r>
-      <w:r>
-        <w:tab/>
-        <w:t xml:space="preserve">T. Hagendorff, “The ethics of AI ethics: An evaluation of guidelines,” </w:t>
-      </w:r>
-      <w:r>
-        <w:rPr>
-          <w:i/>
-          <w:iCs/>
-        </w:rPr>
-        <w:t>Minds Mach.</w:t>
-      </w:r>
-      <w:r>
-        <w:t>, vol. 30, no. 1, pp. 99–120, 2020, doi: 10.1007/s11023-020-09517-8.</w:t>
-      </w:r>
-    </w:p>
-    <w:p>
-      <w:pPr>
-        <w:spacing w:after="200" w:line="264" w:lineRule="auto"/>
-        <w:ind w:left="720" w:hanging="720"/>
-      </w:pPr>
-      <w:r>
-        <w:t>[2]</w:t>
-      </w:r>
-      <w:r>
-        <w:tab/>
-        <w:t xml:space="preserve">A. Jobin, M. Ienca, and E. Vayena, “The global landscape of AI ethics guidelines,” </w:t>
-      </w:r>
-      <w:r>
-        <w:rPr>
-          <w:i/>
-          <w:iCs/>
-        </w:rPr>
-        <w:t>Nat. Mach. Intell.</w:t>
-      </w:r>
-      <w:r>
-        <w:t>, vol. 1, no. 9, pp. 389–399, 2019, doi: 10.1038/s42256-019-0088-2.</w:t>
-      </w:r>
-    </w:p>
-    <w:p>
-      <w:pPr>
-        <w:spacing w:after="200" w:line="264" w:lineRule="auto"/>
-        <w:ind w:left="720" w:hanging="720"/>
-      </w:pPr>
-      <w:r>
-        <w:t>[3]</w:t>
-      </w:r>
-      <w:r>
-        <w:tab/>
-        <w:t xml:space="preserve">Australian Government, Department of Industry, Science and Resources, “Australia’s AI ethics principles,” 2019. [Online]. Available: </w:t>
-      </w:r>
-      <w:hyperlink r:id="rId10" w:history="1">
-        <w:r>
-          <w:rPr>
-            <w:rStyle w:val="Hyperlink"/>
-          </w:rPr>
-          <w:t>https://www.industry.gov.au/publications/australias-ai-ethics-principles</w:t>
-        </w:r>
-      </w:hyperlink>
-      <w:r>
-        <w:t xml:space="preserve"> </w:t>
-      </w:r>
-      <w:r>
-        <w:t>[accessed Sep. 1</w:t>
-      </w:r>
-      <w:r>
-        <w:t>4</w:t>
-      </w:r>
-      <w:r>
-        <w:t>, 2026].</w:t>
-      </w:r>
-    </w:p>
-    <w:p>
-      <w:pPr>
-        <w:spacing w:after="200" w:line="264" w:lineRule="auto"/>
-        <w:ind w:left="720" w:hanging="720"/>
-      </w:pPr>
-      <w:r>
-        <w:t>[4]</w:t>
-      </w:r>
-      <w:r>
-        <w:tab/>
-        <w:t xml:space="preserve">Australian Government, Department of Industry, Science and Resources, National AI Center, “Guidance for AI adoption: Foundations,” 2025. [Online]. Available: </w:t>
-      </w:r>
+        </w:rPr>
+        <w:t>ChatGPT (OpenAI)</w:t>
+      </w:r>
+    </w:p>
+    <w:p>
+      <w:pPr>
+        <w:numPr>
+          <w:ilvl w:val="0"/>
+          <w:numId w:val="2"/>
+        </w:numPr>
+      </w:pPr>
+      <w:r>
+        <w:t>Used to generate ideas and organise the report’s structure, direction and focus.</w:t>
+      </w:r>
+    </w:p>
+    <w:p>
+      <w:pPr>
+        <w:numPr>
+          <w:ilvl w:val="0"/>
+          <w:numId w:val="2"/>
+        </w:numPr>
+      </w:pPr>
+      <w:r>
+        <w:t>Assisted in identifying the main issues and structuring the four case studies around different business–ethics tensions.</w:t>
+      </w:r>
+    </w:p>
+    <w:p>
+      <w:pPr>
+        <w:numPr>
+          <w:ilvl w:val="0"/>
+          <w:numId w:val="2"/>
+        </w:numPr>
+      </w:pPr>
+      <w:r>
+        <w:t>Used to review and improve sentence structure, grammar and clarity.</w:t>
+      </w:r>
+    </w:p>
+    <w:p>
+      <w:pPr>
+        <w:numPr>
+          <w:ilvl w:val="0"/>
+          <w:numId w:val="2"/>
+        </w:numPr>
+      </w:pPr>
+      <w:r>
+        <w:t>Used to suggest keywords, source types and directions for further research.</w:t>
+      </w:r>
+    </w:p>
+    <w:p>
+      <w:pPr>
+        <w:numPr>
+          <w:ilvl w:val="0"/>
+          <w:numId w:val="2"/>
+        </w:numPr>
+      </w:pPr>
+      <w:r>
+        <w:t>Used to review the final draft for wording, consistency and potential content issues.</w:t>
+      </w:r>
+    </w:p>
+    <w:p>
+      <w:pPr>
+        <w:numPr>
+          <w:ilvl w:val="0"/>
+          <w:numId w:val="2"/>
+        </w:numPr>
+      </w:pPr>
       <w:hyperlink r:id="rId11" w:history="1">
         <w:r>
           <w:rPr>
             <w:rStyle w:val="Hyperlink"/>
           </w:rPr>
-          <w:t>https://www.industry.gov.au/publications/guidance-for-ai-adoption</w:t>
+          <w:t>https://chatgpt.com/share/6ac52092-d9fc-83ec-a168-e4bbbd7b8a86</w:t>
         </w:r>
       </w:hyperlink>
       <w:r>
-        <w:t xml:space="preserve"> [accessed Sep</w:t>
-      </w:r>
-      <w:r>
-        <w:t xml:space="preserve">. </w:t>
-      </w:r>
-      <w:r>
-        <w:t>16, 2026].</w:t>
-      </w:r>
+        <w:t xml:space="preserve"> </w:t>
+      </w:r>
+    </w:p>
+    <w:p>
+      <w:r>
+        <w:t xml:space="preserve"> </w:t>
+      </w:r>
+      <w:r>
+        <w:br/>
+      </w:r>
+      <w:r>
+        <w:t xml:space="preserve">– </w:t>
+      </w:r>
+      <w:r>
+        <w:rPr>
+          <w:b/>
+          <w:bCs/>
+        </w:rPr>
+        <w:t>Australian Government [3], [4].</w:t>
+      </w:r>
+      <w:r>
+        <w:t xml:space="preserve"> The AI Ethics Principles and Guidance for AI Adoption were used as the main ethical benchmarks for the report and as the basis for Table 1.</w:t>
+      </w:r>
+    </w:p>
+    <w:p>
+      <w:r>
+        <w:t xml:space="preserve">– </w:t>
+      </w:r>
+      <w:r>
+        <w:rPr>
+          <w:b/>
+          <w:bCs/>
+        </w:rPr>
+        <w:t>MOSTI, Malaysia [5].</w:t>
+      </w:r>
+      <w:r>
+        <w:t xml:space="preserve"> The National Guidelines on AI Governance and Ethics were used as the Malaysian ethical benchmark across the case studies.</w:t>
+      </w:r>
+    </w:p>
+    <w:p>
+      <w:r>
+        <w:t xml:space="preserve">– </w:t>
+      </w:r>
+      <w:proofErr w:type="spellStart"/>
+      <w:r>
+        <w:rPr>
+          <w:b/>
+          <w:bCs/>
+        </w:rPr>
+        <w:t>Hagendorff</w:t>
+      </w:r>
+      <w:proofErr w:type="spellEnd"/>
+      <w:r>
+        <w:rPr>
+          <w:b/>
+          <w:bCs/>
+        </w:rPr>
+        <w:t xml:space="preserve"> [1], Jobin et al. [2], </w:t>
+      </w:r>
+      <w:proofErr w:type="spellStart"/>
+      <w:r>
+        <w:rPr>
+          <w:b/>
+          <w:bCs/>
+        </w:rPr>
+        <w:t>Rességuier</w:t>
+      </w:r>
+      <w:proofErr w:type="spellEnd"/>
+      <w:r>
+        <w:rPr>
+          <w:b/>
+          <w:bCs/>
+        </w:rPr>
+        <w:t xml:space="preserve"> and Rodrigues [6], Biddle et al. [7], Mittelstadt [22], and </w:t>
+      </w:r>
+      <w:proofErr w:type="spellStart"/>
+      <w:r>
+        <w:rPr>
+          <w:b/>
+          <w:bCs/>
+        </w:rPr>
+        <w:t>Floridi</w:t>
+      </w:r>
+      <w:proofErr w:type="spellEnd"/>
+      <w:r>
+        <w:rPr>
+          <w:b/>
+          <w:bCs/>
+        </w:rPr>
+        <w:t xml:space="preserve"> et al. [23].</w:t>
+      </w:r>
+      <w:r>
+        <w:t xml:space="preserve"> These academic sources </w:t>
+      </w:r>
+      <w:r>
+        <w:lastRenderedPageBreak/>
+        <w:t>provided background on AI ethics principles, governance and the limitations of voluntary ethical guidelines.</w:t>
+      </w:r>
+    </w:p>
+    <w:p>
+      <w:r>
+        <w:t xml:space="preserve">– </w:t>
+      </w:r>
+      <w:r>
+        <w:rPr>
+          <w:b/>
+          <w:bCs/>
+        </w:rPr>
+        <w:t>Kellogg et al. [8] and Cram et al. [10].</w:t>
+      </w:r>
+      <w:r>
+        <w:t xml:space="preserve"> These academic studies on algorithmic management were used to support the analysis of the Uber case.</w:t>
+      </w:r>
+    </w:p>
+    <w:p>
+      <w:r>
+        <w:t xml:space="preserve">– </w:t>
+      </w:r>
+      <w:r>
+        <w:rPr>
+          <w:b/>
+          <w:bCs/>
+        </w:rPr>
+        <w:t>ACRE [9] and Uber [11].</w:t>
+      </w:r>
+      <w:r>
+        <w:t xml:space="preserve"> ACRE provided survey findings on driver deactivation, while Uber provided its own explanation of its review processes. These were treated as different types of evidence because one came from an advocacy organisation and the other from the company itself.</w:t>
+      </w:r>
+    </w:p>
+    <w:p>
+      <w:r>
+        <w:t xml:space="preserve">– </w:t>
+      </w:r>
+      <w:r>
+        <w:rPr>
+          <w:b/>
+          <w:bCs/>
+        </w:rPr>
+        <w:t>X [12], CCDH [13], the EU Digital Services Act [14], and the European Commission [15], [16].</w:t>
+      </w:r>
+      <w:r>
+        <w:t xml:space="preserve"> These sources provided information on X's content moderation policies, advocacy research findings and regulatory proceedings.</w:t>
+      </w:r>
+    </w:p>
+    <w:p>
+      <w:r>
+        <w:t xml:space="preserve">– </w:t>
+      </w:r>
+      <w:r>
+        <w:rPr>
+          <w:b/>
+          <w:bCs/>
+        </w:rPr>
+        <w:t>NHTSA [17] and Tesla [18].</w:t>
+      </w:r>
+      <w:r>
+        <w:t xml:space="preserve"> NHTSA provided regulatory investigation findings on Autopilot safety, while Tesla provided its own statements about its driver-assistance systems.</w:t>
+      </w:r>
+    </w:p>
+    <w:p>
+      <w:r>
+        <w:t xml:space="preserve">– </w:t>
+      </w:r>
+      <w:r>
+        <w:rPr>
+          <w:b/>
+          <w:bCs/>
+        </w:rPr>
+        <w:t>Facebook [19] and FTC [20], [21].</w:t>
+      </w:r>
+      <w:r>
+        <w:t xml:space="preserve"> These sources provided information on the estimated scale of the Cambridge Analytica data sharing, the application's access to users' friends' data and the FTC settlement</w:t>
+      </w:r>
+      <w:r>
+        <w:t>.</w:t>
+      </w:r>
+    </w:p>
+    <w:p>
+      <w:pPr>
+        <w:pStyle w:val="Heading1"/>
+        <w:rPr>
+          <w:rFonts w:cs="Times New Roman"/>
+        </w:rPr>
+      </w:pPr>
+      <w:bookmarkStart w:id="12" w:name="_Toc242562288"/>
+      <w:r>
+        <w:rPr>
+          <w:rFonts w:cs="Times New Roman"/>
+        </w:rPr>
+        <w:t>References</w:t>
+      </w:r>
+      <w:bookmarkEnd w:id="12"/>
     </w:p>
     <w:p>
       <w:pPr>
@@ -2467,32 +3316,319 @@
         <w:ind w:left="720" w:hanging="720"/>
       </w:pPr>
       <w:r>
+        <w:t>[1]</w:t>
+      </w:r>
+      <w:r>
+        <w:tab/>
+        <w:t xml:space="preserve">T. Hagendorff, “The ethics of AI ethics: An evaluation of guidelines,” Minds Mach., vol. 30, no. 1, pp. 99–120, 2020, </w:t>
+      </w:r>
+      <w:proofErr w:type="spellStart"/>
+      <w:r>
+        <w:t>doi</w:t>
+      </w:r>
+      <w:proofErr w:type="spellEnd"/>
+      <w:r>
+        <w:t>: 10.1007/s11023-020-09517-8.</w:t>
+      </w:r>
+    </w:p>
+    <w:p>
+      <w:pPr>
+        <w:spacing w:after="200" w:line="264" w:lineRule="auto"/>
+        <w:ind w:left="720" w:hanging="720"/>
+      </w:pPr>
+      <w:r>
+        <w:t>[2]</w:t>
+      </w:r>
+      <w:r>
+        <w:tab/>
+        <w:t xml:space="preserve">A. Jobin, M. Ienca, and E. </w:t>
+      </w:r>
+      <w:proofErr w:type="spellStart"/>
+      <w:r>
+        <w:t>Vayena</w:t>
+      </w:r>
+      <w:proofErr w:type="spellEnd"/>
+      <w:r>
+        <w:t xml:space="preserve">, “The global landscape of AI ethics guidelines,” Nat. Mach. Intell., vol. 1, no. 9, pp. 389–399, 2019, </w:t>
+      </w:r>
+      <w:proofErr w:type="spellStart"/>
+      <w:r>
+        <w:t>doi</w:t>
+      </w:r>
+      <w:proofErr w:type="spellEnd"/>
+      <w:r>
+        <w:t>: 10.1038/s42256-019-0088-2.</w:t>
+      </w:r>
+    </w:p>
+    <w:p>
+      <w:pPr>
+        <w:spacing w:after="200" w:line="264" w:lineRule="auto"/>
+        <w:ind w:left="720" w:hanging="720"/>
+      </w:pPr>
+      <w:r>
+        <w:t>[3]</w:t>
+      </w:r>
+      <w:r>
+        <w:tab/>
+        <w:t>Australian Government, Department of Industry, Science and Resources, “Australia’s AI ethics principles,” 2019. [Online]. Available: https://www.industry.gov.au/publications/australias-ai-ethics-principles. Accessed: Sep. 14, 2026.</w:t>
+      </w:r>
+    </w:p>
+    <w:p>
+      <w:pPr>
+        <w:spacing w:after="200" w:line="264" w:lineRule="auto"/>
+        <w:ind w:left="720" w:hanging="720"/>
+      </w:pPr>
+      <w:r>
+        <w:t>[4]</w:t>
+      </w:r>
+      <w:r>
+        <w:tab/>
+        <w:t>Australian Government, National AI Centre, “Guidance for AI adoption: foundations,” Oct. 2025. [Online]. Available: https://www.ai.gov.au/sites/default/files/2026-05/Guidance-for-AI-adoption-foundations_2.pdf. Accessed: Oct. 9, 2026.</w:t>
+      </w:r>
+    </w:p>
+    <w:p>
+      <w:pPr>
+        <w:spacing w:after="200" w:line="264" w:lineRule="auto"/>
+        <w:ind w:left="720" w:hanging="720"/>
+      </w:pPr>
+      <w:r>
+        <w:lastRenderedPageBreak/>
         <w:t>[5]</w:t>
       </w:r>
       <w:r>
         <w:tab/>
-        <w:t xml:space="preserve">Ministry of Science, Technology and Innovation (MOSTI), “The national guidelines on AI governance &amp; ethics,” Government of Malaysia, 2024. [Online]. Available: </w:t>
+        <w:t>Ministry of Science, Technology and Innovation (MOSTI), “The national guidelines on AI governance &amp; ethics,” Government of Malaysia, 2024. [Online]. Available: https://mastic.mosti.gov.my/storage/2024/09/THE-NATIONAL-GUIDELINES-ON-AI-GOVERNANCE-ETHICS.pdf. Accessed: Sep. 16, 2026.</w:t>
+      </w:r>
+    </w:p>
+    <w:p>
+      <w:pPr>
+        <w:spacing w:after="200" w:line="264" w:lineRule="auto"/>
+        <w:ind w:left="720" w:hanging="720"/>
+      </w:pPr>
+      <w:r>
+        <w:t>[6]</w:t>
+      </w:r>
+      <w:r>
+        <w:tab/>
+        <w:t xml:space="preserve">A. </w:t>
+      </w:r>
+      <w:proofErr w:type="spellStart"/>
+      <w:r>
+        <w:t>Rességuier</w:t>
+      </w:r>
+      <w:proofErr w:type="spellEnd"/>
+      <w:r>
+        <w:t xml:space="preserve"> and R. Rodrigues, “AI ethics should not remain toothless! A call to bring back the teeth of ethics,” Big Data Soc., vol. 7, no. 2, 2020, </w:t>
+      </w:r>
+      <w:proofErr w:type="spellStart"/>
+      <w:r>
+        <w:t>doi</w:t>
+      </w:r>
+      <w:proofErr w:type="spellEnd"/>
+      <w:r>
+        <w:t>: 10.1177/2053951720942541.</w:t>
+      </w:r>
+    </w:p>
+    <w:p>
+      <w:pPr>
+        <w:spacing w:after="200" w:line="264" w:lineRule="auto"/>
+        <w:ind w:left="720" w:hanging="720"/>
+      </w:pPr>
+      <w:r>
+        <w:t>[7]</w:t>
+      </w:r>
+      <w:r>
+        <w:tab/>
+        <w:t xml:space="preserve">J. B. Biddle, J. P. Nelson, and O. E. </w:t>
+      </w:r>
+      <w:proofErr w:type="spellStart"/>
+      <w:r>
+        <w:t>Olugbade</w:t>
+      </w:r>
+      <w:proofErr w:type="spellEnd"/>
+      <w:r>
+        <w:t xml:space="preserve">, “How can we know if you are serious? Ethics washing, symbolic ethics offices, and the responsible design of AI systems,” Can. J. Philos., vol. 54, no. 4, pp. 329–345, 2025, </w:t>
+      </w:r>
+      <w:proofErr w:type="spellStart"/>
+      <w:r>
+        <w:t>doi</w:t>
+      </w:r>
+      <w:proofErr w:type="spellEnd"/>
+      <w:r>
+        <w:t>: 10.1017/can.2025.9.</w:t>
+      </w:r>
+    </w:p>
+    <w:p>
+      <w:pPr>
+        <w:spacing w:after="200" w:line="264" w:lineRule="auto"/>
+        <w:ind w:left="720" w:hanging="720"/>
+      </w:pPr>
+      <w:r>
+        <w:t>[8]</w:t>
+      </w:r>
+      <w:r>
+        <w:tab/>
+        <w:t xml:space="preserve">K. C. Kellogg, M. A. Valentine, and A. Christin, “Algorithms at work: The new contested terrain of control,” Acad. Manag. Ann., vol. 14, no. 1, pp. 366–410, 2020, </w:t>
+      </w:r>
+      <w:proofErr w:type="spellStart"/>
+      <w:r>
+        <w:t>doi</w:t>
+      </w:r>
+      <w:proofErr w:type="spellEnd"/>
+      <w:r>
+        <w:t>: 10.5465/annals.2018.0174.</w:t>
+      </w:r>
+    </w:p>
+    <w:p>
+      <w:pPr>
+        <w:spacing w:after="200" w:line="264" w:lineRule="auto"/>
+        <w:ind w:left="720" w:hanging="720"/>
+      </w:pPr>
+      <w:r>
+        <w:t>[9]</w:t>
+      </w:r>
+      <w:r>
+        <w:tab/>
+        <w:t xml:space="preserve">Action </w:t>
+      </w:r>
+      <w:proofErr w:type="spellStart"/>
+      <w:r>
+        <w:t>Center</w:t>
+      </w:r>
+      <w:proofErr w:type="spellEnd"/>
+      <w:r>
+        <w:t xml:space="preserve"> on Race and the Economy, “Driven out by AI: How Uber deactivations force drivers into chatbot hell and financial crisis,” 2025. [Online]. Available: https://acrecampaigns.org/wp-content/uploads/2025/03/Driven-Out-by-AI-report.pdf. Accessed: Oct. 9, 2026.</w:t>
+      </w:r>
+    </w:p>
+    <w:p>
+      <w:pPr>
+        <w:spacing w:after="200" w:line="264" w:lineRule="auto"/>
+        <w:ind w:left="720" w:hanging="720"/>
+      </w:pPr>
+      <w:r>
+        <w:t>[10]</w:t>
+      </w:r>
+      <w:r>
+        <w:tab/>
+        <w:t xml:space="preserve">W. A. Cram, M. Wiener, M. Tarafdar, and A. </w:t>
+      </w:r>
+      <w:proofErr w:type="spellStart"/>
+      <w:r>
+        <w:t>Benlian</w:t>
+      </w:r>
+      <w:proofErr w:type="spellEnd"/>
+      <w:r>
+        <w:t xml:space="preserve">, “Examining the impact of algorithmic control on Uber drivers’ technostress,” J. Manag. Inf. Syst., vol. 39, no. 2, pp. 426–453, 2022, </w:t>
+      </w:r>
+      <w:proofErr w:type="spellStart"/>
+      <w:r>
+        <w:t>doi</w:t>
+      </w:r>
+      <w:proofErr w:type="spellEnd"/>
+      <w:r>
+        <w:t>: 10.1080/07421222.2022.2063556.</w:t>
+      </w:r>
+    </w:p>
+    <w:p>
+      <w:pPr>
+        <w:spacing w:after="200" w:line="264" w:lineRule="auto"/>
+        <w:ind w:left="720" w:hanging="720"/>
+      </w:pPr>
+      <w:r>
+        <w:t>[11]</w:t>
+      </w:r>
+      <w:r>
+        <w:tab/>
+        <w:t>Uber Technologies, Inc., “Algorithmic transparency report: United States 2026,” 2026. [Online]. Available: https://tb-static.uber.com/prod/uber-static/uber-sites/_pdf/ai-on-uber/US-Algorithmic-Transparency-2026.pdf. Accessed: Sep. 18, 2026.</w:t>
+      </w:r>
+    </w:p>
+    <w:p>
+      <w:pPr>
+        <w:spacing w:after="200" w:line="264" w:lineRule="auto"/>
+        <w:ind w:left="720" w:hanging="720"/>
+      </w:pPr>
+      <w:r>
+        <w:t>[12]</w:t>
+      </w:r>
+      <w:r>
+        <w:tab/>
+        <w:t>X Corp., “Freedom of speech, not reach: An update on our enforcement philosophy,” Apr. 17, 2023. [Online]. Available: https://blog.x.com/en_us/topics/product/2023/freedom-of-speech-not-reach-an-update-on-our-enforcement-philosophy. Accessed: Oct. 9, 2026.</w:t>
+      </w:r>
+    </w:p>
+    <w:p>
+      <w:pPr>
+        <w:spacing w:after="200" w:line="264" w:lineRule="auto"/>
+        <w:ind w:left="720" w:hanging="720"/>
+      </w:pPr>
+      <w:r>
+        <w:t>[13]</w:t>
+      </w:r>
+      <w:r>
+        <w:tab/>
+      </w:r>
+      <w:proofErr w:type="spellStart"/>
+      <w:r>
+        <w:t>Center</w:t>
+      </w:r>
+      <w:proofErr w:type="spellEnd"/>
+      <w:r>
+        <w:t xml:space="preserve"> for Countering Digital Hate, “X content moderation failure: How Twitter/X continues to host posts we reported for extreme hate speech,” </w:t>
+      </w:r>
+      <w:r>
+        <w:lastRenderedPageBreak/>
+        <w:t>2023. [Online]. Available: https://counterhate.com/research/twitter-x-continues-to-host-posts-reported-for-extreme-hate-speech/. Accessed: Sep. 27, 2026.</w:t>
+      </w:r>
+    </w:p>
+    <w:p>
+      <w:pPr>
+        <w:spacing w:after="200" w:line="264" w:lineRule="auto"/>
+        <w:ind w:left="720" w:hanging="720"/>
+      </w:pPr>
+      <w:r>
+        <w:t>[14]</w:t>
+      </w:r>
+      <w:r>
+        <w:tab/>
+        <w:t>European Parliament and Council of the European Union, “Regulation (EU) 2022/2065 on a single market for digital services (Digital Services Act),” Off. J. Eur. Union, vol. L 277, pp. 1–102, Oct. 27, 2022.</w:t>
+      </w:r>
+    </w:p>
+    <w:p>
+      <w:pPr>
+        <w:spacing w:after="200" w:line="264" w:lineRule="auto"/>
+        <w:ind w:left="720" w:hanging="720"/>
+      </w:pPr>
+      <w:r>
+        <w:t>[15]</w:t>
+      </w:r>
+      <w:r>
+        <w:tab/>
+        <w:t>European Commission, "Commission opens formal proceedings against X under the Digital Services Act," Press release, Dec. 18, 2023. [Online]. Available: https://digital-strategy.ec.europa.eu/en/news/commission-opens-formal-proceedings-against-x-under-digital-services-act. Accessed: Oct. 4, 2026.</w:t>
+      </w:r>
+    </w:p>
+    <w:p>
+      <w:pPr>
+        <w:spacing w:after="200" w:line="264" w:lineRule="auto"/>
+        <w:ind w:left="720" w:hanging="720"/>
+      </w:pPr>
+      <w:r>
+        <w:t>[16]</w:t>
+      </w:r>
+      <w:r>
+        <w:tab/>
+      </w:r>
+      <w:r>
+        <w:t xml:space="preserve">European Commission, “Commission fines X €120 million under the Digital Services Act,” Press release, Dec. 5, 2025. [Online]. Available: </w:t>
       </w:r>
       <w:hyperlink r:id="rId12" w:history="1">
         <w:r>
           <w:rPr>
             <w:rStyle w:val="Hyperlink"/>
           </w:rPr>
-          <w:t>https://mastic.mosti.gov.my/storage/2024/09/THE-</w:t>
-        </w:r>
-        <w:r>
-          <w:rPr>
-            <w:rStyle w:val="Hyperlink"/>
-          </w:rPr>
-          <w:lastRenderedPageBreak/>
-          <w:t>NATIONAL-GUIDELINES-ON-AI-GOVERNANCE-ETHICS.pdf</w:t>
+          <w:t>https://digital-strategy.ec.europa.eu/en/news/commission-fines-x-eu120-million-under-digital-services-act</w:t>
         </w:r>
       </w:hyperlink>
       <w:r>
-        <w:t xml:space="preserve"> </w:t>
-      </w:r>
-      <w:r>
-        <w:t>[accessed Sep. 16, 2026].</w:t>
+        <w:t>. Accessed: Oct. 9, 2026.</w:t>
       </w:r>
     </w:p>
     <w:p>
@@ -2500,23 +3636,6 @@
         <w:spacing w:after="200" w:line="264" w:lineRule="auto"/>
         <w:ind w:left="720" w:hanging="720"/>
       </w:pPr>
-      <w:r>
-        <w:t>[6]</w:t>
-      </w:r>
-      <w:r>
-        <w:tab/>
-        <w:t xml:space="preserve">A. Résseguier and R. Rodrigues, “AI ethics should not remain toothless! A call to bring back the teeth of ethics,” </w:t>
-      </w:r>
-      <w:r>
-        <w:rPr>
-          <w:i/>
-          <w:iCs/>
-        </w:rPr>
-        <w:t>Big Data Soc.</w:t>
-      </w:r>
-      <w:r>
-        <w:t>, vol. 7, no. 2, 2020, doi: 10.1177/2053951720942541.</w:t>
-      </w:r>
     </w:p>
     <w:p>
       <w:pPr>
@@ -2524,21 +3643,11 @@
         <w:ind w:left="720" w:hanging="720"/>
       </w:pPr>
       <w:r>
-        <w:t>[7]</w:t>
+        <w:t>[17]</w:t>
       </w:r>
       <w:r>
         <w:tab/>
-        <w:t xml:space="preserve">K. C. Kellogg, M. A. Valentine, and A. Christin, “Algorithms at work: The new contested terrain of control,” </w:t>
-      </w:r>
-      <w:r>
-        <w:rPr>
-          <w:i/>
-          <w:iCs/>
-        </w:rPr>
-        <w:t>Acad. Manag. Ann.</w:t>
-      </w:r>
-      <w:r>
-        <w:t>, vol. 14, no. 1, pp. 366–410, 2020, doi: 10.5465/annals.2018.0174.</w:t>
+        <w:t>National Highway Traffic Safety Administration, “Engineering analysis report: Tesla Autopilot (EA22-002),” U.S. Department of Transportation, 2024. [Online]. Available: https://static.nhtsa.gov/odi/inv/2022/INCR-EA22002-14496.pdf. Accessed: Sep. 19, 2026.</w:t>
       </w:r>
     </w:p>
     <w:p>
@@ -2547,34 +3656,11 @@
         <w:ind w:left="720" w:hanging="720"/>
       </w:pPr>
       <w:r>
-        <w:t>[8]</w:t>
+        <w:t>[18]</w:t>
       </w:r>
       <w:r>
         <w:tab/>
-        <w:t xml:space="preserve">Action Center on Race and the Economy, “Driven out by AI: How Uber deactivations force drivers into chatbot hell and financial crisis,” ACRE Campaigns, 2025. [Online]. Available: </w:t>
-      </w:r>
-      <w:hyperlink r:id="rId13" w:history="1">
-        <w:r>
-          <w:rPr>
-            <w:rStyle w:val="Hyperlink"/>
-          </w:rPr>
-          <w:t>https://acrecampaigns.org/research_post/driven-out-by-ai/</w:t>
-        </w:r>
-      </w:hyperlink>
-      <w:r>
-        <w:t xml:space="preserve"> </w:t>
-      </w:r>
-      <w:r>
-        <w:t>[accessed Sep.</w:t>
-      </w:r>
-      <w:r>
-        <w:t xml:space="preserve"> </w:t>
-      </w:r>
-      <w:r>
-        <w:t>19</w:t>
-      </w:r>
-      <w:r>
-        <w:t>, 2026].</w:t>
+        <w:t>Tesla, Inc., “Full self-driving (supervised) vehicle safety report,” 2026. [Online]. Available: https://www.tesla.com/fsd/safety. Accessed: Sep. 20, 2026.</w:t>
       </w:r>
     </w:p>
     <w:p>
@@ -2583,21 +3669,11 @@
         <w:ind w:left="720" w:hanging="720"/>
       </w:pPr>
       <w:r>
-        <w:t>[9]</w:t>
+        <w:t>[19]</w:t>
       </w:r>
       <w:r>
         <w:tab/>
-        <w:t xml:space="preserve">W. A. Crama, M. Wiener, M. Tarafdar, and A. Benlian, “Examining the impact of algorithmic control on Uber drivers’ technostress,” </w:t>
-      </w:r>
-      <w:r>
-        <w:rPr>
-          <w:i/>
-          <w:iCs/>
-        </w:rPr>
-        <w:t>J. Manag. Inf. Syst.</w:t>
-      </w:r>
-      <w:r>
-        <w:t>, vol. 40, no. 1, pp. 240–272, 2023, doi: 10.1080/07421222.2022.2063556.</w:t>
+        <w:t>M. Schroepfer, “An update on our plans to restrict data access on Facebook,” Facebook, Apr. 4, 2018 (updated Apr. 9, 2018). [Online]. Available: https://about.fb.com/news/2018/04/restricting-data-access/. Accessed: Oct. 9, 2026.</w:t>
       </w:r>
     </w:p>
     <w:p>
@@ -2606,31 +3682,11 @@
         <w:ind w:left="720" w:hanging="720"/>
       </w:pPr>
       <w:r>
-        <w:t>[10]</w:t>
+        <w:t>[20]</w:t>
       </w:r>
       <w:r>
         <w:tab/>
-        <w:t xml:space="preserve">Uber Technologies, Inc., “Algorithmic transparency report: United States 2026,” 2026. [Online]. Available: </w:t>
-      </w:r>
-      <w:hyperlink r:id="rId14" w:history="1">
-        <w:r>
-          <w:rPr>
-            <w:rStyle w:val="Hyperlink"/>
-          </w:rPr>
-          <w:t>https://tb-static.uber.com/prod/uber-static/uber-sites/_pdf/ai-on-uber/US-Algorithmic-Transparency-2026.pdf</w:t>
-        </w:r>
-      </w:hyperlink>
-      <w:r>
-        <w:t xml:space="preserve"> </w:t>
-      </w:r>
-      <w:r>
-        <w:t xml:space="preserve">[accessed Sep. </w:t>
-      </w:r>
-      <w:r>
-        <w:t>18</w:t>
-      </w:r>
-      <w:r>
-        <w:t>, 2026].</w:t>
+        <w:t>Federal Trade Commission, “FTC sues Cambridge Analytica, settles with former CEO and app developer,” Press release, Jul. 24, 2019. [Online]. Available: https://www.ftc.gov/news-events/news/press-releases/2019/07/ftc-sues-cambridge-analytica-settles-former-ceo-app-developer. Accessed: Oct. 9, 2026.</w:t>
       </w:r>
     </w:p>
     <w:p>
@@ -2639,31 +3695,15 @@
         <w:ind w:left="720" w:hanging="720"/>
       </w:pPr>
       <w:r>
-        <w:t>[11]</w:t>
+        <w:t>[21]</w:t>
       </w:r>
       <w:r>
         <w:tab/>
-        <w:t xml:space="preserve">National Highway Traffic Safety Administration, “Engineering analysis report: Tesla Autopilot (EA22-002),” U.S. Department of Transportation, 2024. [Online]. Available: </w:t>
-      </w:r>
-      <w:hyperlink r:id="rId15" w:history="1">
-        <w:r>
-          <w:rPr>
-            <w:rStyle w:val="Hyperlink"/>
-          </w:rPr>
-          <w:t>https://static.nhtsa.gov/odi/inv/2022/INCR-EA22002-14496.pdf</w:t>
-        </w:r>
-      </w:hyperlink>
-      <w:r>
-        <w:t xml:space="preserve"> </w:t>
-      </w:r>
-      <w:r>
-        <w:t xml:space="preserve">[accessed Sep. </w:t>
-      </w:r>
-      <w:r>
-        <w:t>19</w:t>
-      </w:r>
-      <w:r>
-        <w:t>, 2026].</w:t>
+        <w:t xml:space="preserve">Federal Trade Commission, “FTC imposes $5 billion penalty and sweeping new privacy restrictions on Facebook,” Press release, Jul. 24, </w:t>
+      </w:r>
+      <w:r>
+        <w:lastRenderedPageBreak/>
+        <w:t>2019. [Online]. Available: https://www.ftc.gov/news-events/news/press-releases/2019/07/ftc-imposes-5-billion-penalty-sweeping-new-privacy-restrictions-facebook. Accessed: Sep. 23, 2026.</w:t>
       </w:r>
     </w:p>
     <w:p>
@@ -2672,31 +3712,19 @@
         <w:ind w:left="720" w:hanging="720"/>
       </w:pPr>
       <w:r>
-        <w:t>[12]</w:t>
+        <w:t>[22]</w:t>
       </w:r>
       <w:r>
         <w:tab/>
-        <w:t xml:space="preserve">Tesla, Inc., “Full self-driving (supervised) vehicle safety report,” 2026. [Online]. Available: </w:t>
-      </w:r>
-      <w:hyperlink r:id="rId16" w:history="1">
-        <w:r>
-          <w:rPr>
-            <w:rStyle w:val="Hyperlink"/>
-          </w:rPr>
-          <w:t>https://www.tesla.com/fsd/safety</w:t>
-        </w:r>
-      </w:hyperlink>
-      <w:r>
-        <w:t xml:space="preserve"> </w:t>
-      </w:r>
-      <w:r>
-        <w:t xml:space="preserve">[accessed Sep. </w:t>
-      </w:r>
-      <w:r>
-        <w:t>20</w:t>
-      </w:r>
-      <w:r>
-        <w:t>, 2026].</w:t>
+        <w:t xml:space="preserve">B. Mittelstadt, “Principles alone cannot guarantee ethical AI,” Nat. Mach. Intell., vol. 1, no. 11, pp. 501–507, 2019, </w:t>
+      </w:r>
+      <w:proofErr w:type="spellStart"/>
+      <w:r>
+        <w:t>doi</w:t>
+      </w:r>
+      <w:proofErr w:type="spellEnd"/>
+      <w:r>
+        <w:t>: 10.1038/s42256-019-0114-4.</w:t>
       </w:r>
     </w:p>
     <w:p>
@@ -2705,76 +3733,32 @@
         <w:ind w:left="720" w:hanging="720"/>
       </w:pPr>
       <w:r>
-        <w:t>[13]</w:t>
+        <w:t>[23]</w:t>
       </w:r>
       <w:r>
         <w:tab/>
-        <w:t xml:space="preserve">Federal Trade Commission, “FTC imposes $5 billion penalty and sweeping new privacy restrictions on Facebook,” Press release, Jul. 24, 2019. [Online]. Available: </w:t>
-      </w:r>
-      <w:hyperlink r:id="rId17" w:history="1">
-        <w:r>
-          <w:rPr>
-            <w:rStyle w:val="Hyperlink"/>
-          </w:rPr>
-          <w:t>https://www.ftc.gov/news-events/news/press-releases/2019/07/ftc-imposes-5-billion-penalty-sweeping-new-privacy-restrictions-facebook</w:t>
-        </w:r>
-      </w:hyperlink>
-      <w:r>
-        <w:t xml:space="preserve"> </w:t>
-      </w:r>
-      <w:r>
-        <w:t xml:space="preserve">[accessed Sep. </w:t>
-      </w:r>
-      <w:r>
-        <w:t>23</w:t>
-      </w:r>
-      <w:r>
-        <w:t>, 2026].</w:t>
-      </w:r>
-    </w:p>
-    <w:p>
-      <w:pPr>
-        <w:spacing w:after="200" w:line="264" w:lineRule="auto"/>
-        <w:ind w:left="720" w:hanging="720"/>
-      </w:pPr>
-      <w:r>
-        <w:lastRenderedPageBreak/>
-        <w:t>[14]</w:t>
-      </w:r>
-      <w:r>
-        <w:tab/>
-        <w:t xml:space="preserve">Center for Countering Digital Hate, “X content moderation failure: How Twitter/X continues to host posts we reported for extreme hate speech,” 2023. [Online]. Available: </w:t>
-      </w:r>
-      <w:hyperlink r:id="rId18" w:history="1">
-        <w:r>
-          <w:rPr>
-            <w:rStyle w:val="Hyperlink"/>
-          </w:rPr>
-          <w:t>https://counterhate.com/research/twitter-x-continues-to-host-posts-reported-for-extreme-hate-speech/</w:t>
-        </w:r>
-      </w:hyperlink>
-      <w:r>
-        <w:t xml:space="preserve"> </w:t>
-      </w:r>
-      <w:r>
-        <w:t xml:space="preserve">[accessed Sep. </w:t>
-      </w:r>
-      <w:r>
-        <w:t>27</w:t>
-      </w:r>
-      <w:r>
-        <w:t>, 2026].</w:t>
-      </w:r>
-    </w:p>
-    <w:p>
-      <w:pPr>
-        <w:spacing w:after="200" w:line="264" w:lineRule="auto"/>
-        <w:ind w:left="720" w:hanging="720"/>
-      </w:pPr>
+        <w:t xml:space="preserve">L. </w:t>
+      </w:r>
+      <w:proofErr w:type="spellStart"/>
+      <w:r>
+        <w:t>Floridi</w:t>
+      </w:r>
+      <w:proofErr w:type="spellEnd"/>
+      <w:r>
+        <w:t xml:space="preserve"> et al., “AI4People—An ethical framework for a good AI society: Opportunities, risks, principles, and recommendations,” Minds Mach., vol. 28, no. 4, pp. 689–707, 2018, </w:t>
+      </w:r>
+      <w:proofErr w:type="spellStart"/>
+      <w:r>
+        <w:t>doi</w:t>
+      </w:r>
+      <w:proofErr w:type="spellEnd"/>
+      <w:r>
+        <w:t>: 10.1007/s11023-018-9482-5.</w:t>
+      </w:r>
     </w:p>
     <w:sectPr>
-      <w:headerReference w:type="default" r:id="rId19"/>
-      <w:footerReference w:type="default" r:id="rId20"/>
+      <w:headerReference w:type="default" r:id="rId13"/>
+      <w:footerReference w:type="default" r:id="rId14"/>
       <w:pgSz w:w="11906" w:h="16838"/>
       <w:pgMar w:top="1440" w:right="1440" w:bottom="1440" w:left="1440" w:header="720" w:footer="720" w:gutter="0"/>
       <w:cols w:space="720"/>
@@ -2936,6 +3920,315 @@
     </w:r>
   </w:p>
 </w:hdr>
+</file>
+
+<file path=word/numbering.xml><?xml version="1.0" encoding="utf-8"?>
+<w:numbering xmlns:wpc="http://schemas.microsoft.com/office/word/2010/wordprocessingCanvas" xmlns:cx="http://schemas.microsoft.com/office/drawing/2014/chartex" xmlns:cx1="http://schemas.microsoft.com/office/drawing/2015/9/8/chartex" xmlns:cx2="http://schemas.microsoft.com/office/drawing/2015/10/21/chartex" xmlns:cx3="http://schemas.microsoft.com/office/drawing/2016/5/9/chartex" xmlns:cx4="http://schemas.microsoft.com/office/drawing/2016/5/10/chartex" xmlns:cx5="http://schemas.microsoft.com/office/drawing/2016/5/11/chartex" xmlns:cx6="http://schemas.microsoft.com/office/drawing/2016/5/12/chartex" xmlns:cx7="http://schemas.microsoft.com/office/drawing/2016/5/13/chartex" xmlns:cx8="http://schemas.microsoft.com/office/drawing/2016/5/14/chartex" xmlns:mc="http://schemas.openxmlformats.org/markup-compatibility/2006" xmlns:aink="http://schemas.microsoft.com/office/drawing/2016/ink" xmlns:am3d="http://schemas.microsoft.com/office/drawing/2017/model3d" xmlns:o="urn:schemas-microsoft-com:office:office" xmlns:oel="http://schemas.microsoft.com/office/2019/extlst" xmlns:r="http://schemas.openxmlformats.org/officeDocument/2006/relationships" xmlns:m="http://schemas.openxmlformats.org/officeDocument/2006/math" xmlns:v="urn:schemas-microsoft-com:vml" xmlns:wp14="http://schemas.microsoft.com/office/word/2010/wordprocessingDrawing" xmlns:wp="http://schemas.openxmlformats.org/drawingml/2006/wordprocessingDrawing" xmlns:w10="urn:schemas-microsoft-com:office:word" xmlns:w="http://schemas.openxmlformats.org/wordprocessingml/2006/main" xmlns:w14="http://schemas.microsoft.com/office/word/2010/wordml" xmlns:w15="http://schemas.microsoft.com/office/word/2012/wordml" xmlns:w16cex="http://schemas.microsoft.com/office/word/2018/wordml/cex" xmlns:w16cid="http://schemas.microsoft.com/office/word/2016/wordml/cid" xmlns:w16="http://schemas.microsoft.com/office/word/2018/wordml" xmlns:w16du="http://schemas.microsoft.com/office/word/2023/wordml/word16du" xmlns:w16sdtdh="http://schemas.microsoft.com/office/word/2020/wordml/sdtdatahash" xmlns:w16sdtfl="http://schemas.microsoft.com/office/word/2024/wordml/sdtformatlock" xmlns:w16se="http://schemas.microsoft.com/office/word/2015/wordml/symex" xmlns:wpg="http://schemas.microsoft.com/office/word/2010/wordprocessingGroup" xmlns:wpi="http://schemas.microsoft.com/office/word/2010/wordprocessingInk" xmlns:wne="http://schemas.microsoft.com/office/word/2006/wordml" xmlns:wps="http://schemas.microsoft.com/office/word/2010/wordprocessingShape" mc:Ignorable="w14 w15 w16se w16cid w16 w16cex w16sdtdh w16sdtfl w16du wp14">
+  <w:abstractNum w:abstractNumId="0" w15:restartNumberingAfterBreak="0">
+    <w:nsid w:val="063E279A"/>
+    <w:multiLevelType w:val="multilevel"/>
+    <w:tmpl w:val="78E2FDFC"/>
+    <w:lvl w:ilvl="0">
+      <w:start w:val="1"/>
+      <w:numFmt w:val="bullet"/>
+      <w:lvlText w:val=""/>
+      <w:lvlJc w:val="left"/>
+      <w:pPr>
+        <w:tabs>
+          <w:tab w:val="num" w:pos="720"/>
+        </w:tabs>
+        <w:ind w:left="720" w:hanging="360"/>
+      </w:pPr>
+      <w:rPr>
+        <w:rFonts w:ascii="Symbol" w:hAnsi="Symbol" w:hint="default"/>
+        <w:sz w:val="20"/>
+      </w:rPr>
+    </w:lvl>
+    <w:lvl w:ilvl="1" w:tentative="1">
+      <w:start w:val="1"/>
+      <w:numFmt w:val="bullet"/>
+      <w:lvlText w:val="o"/>
+      <w:lvlJc w:val="left"/>
+      <w:pPr>
+        <w:tabs>
+          <w:tab w:val="num" w:pos="1440"/>
+        </w:tabs>
+        <w:ind w:left="1440" w:hanging="360"/>
+      </w:pPr>
+      <w:rPr>
+        <w:rFonts w:ascii="Courier New" w:hAnsi="Courier New" w:hint="default"/>
+        <w:sz w:val="20"/>
+      </w:rPr>
+    </w:lvl>
+    <w:lvl w:ilvl="2" w:tentative="1">
+      <w:start w:val="1"/>
+      <w:numFmt w:val="bullet"/>
+      <w:lvlText w:val=""/>
+      <w:lvlJc w:val="left"/>
+      <w:pPr>
+        <w:tabs>
+          <w:tab w:val="num" w:pos="2160"/>
+        </w:tabs>
+        <w:ind w:left="2160" w:hanging="360"/>
+      </w:pPr>
+      <w:rPr>
+        <w:rFonts w:ascii="Wingdings" w:hAnsi="Wingdings" w:hint="default"/>
+        <w:sz w:val="20"/>
+      </w:rPr>
+    </w:lvl>
+    <w:lvl w:ilvl="3" w:tentative="1">
+      <w:start w:val="1"/>
+      <w:numFmt w:val="bullet"/>
+      <w:lvlText w:val=""/>
+      <w:lvlJc w:val="left"/>
+      <w:pPr>
+        <w:tabs>
+          <w:tab w:val="num" w:pos="2880"/>
+        </w:tabs>
+        <w:ind w:left="2880" w:hanging="360"/>
+      </w:pPr>
+      <w:rPr>
+        <w:rFonts w:ascii="Wingdings" w:hAnsi="Wingdings" w:hint="default"/>
+        <w:sz w:val="20"/>
+      </w:rPr>
+    </w:lvl>
+    <w:lvl w:ilvl="4" w:tentative="1">
+      <w:start w:val="1"/>
+      <w:numFmt w:val="bullet"/>
+      <w:lvlText w:val=""/>
+      <w:lvlJc w:val="left"/>
+      <w:pPr>
+        <w:tabs>
+          <w:tab w:val="num" w:pos="3600"/>
+        </w:tabs>
+        <w:ind w:left="3600" w:hanging="360"/>
+      </w:pPr>
+      <w:rPr>
+        <w:rFonts w:ascii="Wingdings" w:hAnsi="Wingdings" w:hint="default"/>
+        <w:sz w:val="20"/>
+      </w:rPr>
+    </w:lvl>
+    <w:lvl w:ilvl="5" w:tentative="1">
+      <w:start w:val="1"/>
+      <w:numFmt w:val="bullet"/>
+      <w:lvlText w:val=""/>
+      <w:lvlJc w:val="left"/>
+      <w:pPr>
+        <w:tabs>
+          <w:tab w:val="num" w:pos="4320"/>
+        </w:tabs>
+        <w:ind w:left="4320" w:hanging="360"/>
+      </w:pPr>
+      <w:rPr>
+        <w:rFonts w:ascii="Wingdings" w:hAnsi="Wingdings" w:hint="default"/>
+        <w:sz w:val="20"/>
+      </w:rPr>
+    </w:lvl>
+    <w:lvl w:ilvl="6" w:tentative="1">
+      <w:start w:val="1"/>
+      <w:numFmt w:val="bullet"/>
+      <w:lvlText w:val=""/>
+      <w:lvlJc w:val="left"/>
+      <w:pPr>
+        <w:tabs>
+          <w:tab w:val="num" w:pos="5040"/>
+        </w:tabs>
+        <w:ind w:left="5040" w:hanging="360"/>
+      </w:pPr>
+      <w:rPr>
+        <w:rFonts w:ascii="Wingdings" w:hAnsi="Wingdings" w:hint="default"/>
+        <w:sz w:val="20"/>
+      </w:rPr>
+    </w:lvl>
+    <w:lvl w:ilvl="7" w:tentative="1">
+      <w:start w:val="1"/>
+      <w:numFmt w:val="bullet"/>
+      <w:lvlText w:val=""/>
+      <w:lvlJc w:val="left"/>
+      <w:pPr>
+        <w:tabs>
+          <w:tab w:val="num" w:pos="5760"/>
+        </w:tabs>
+        <w:ind w:left="5760" w:hanging="360"/>
+      </w:pPr>
+      <w:rPr>
+        <w:rFonts w:ascii="Wingdings" w:hAnsi="Wingdings" w:hint="default"/>
+        <w:sz w:val="20"/>
+      </w:rPr>
+    </w:lvl>
+    <w:lvl w:ilvl="8" w:tentative="1">
+      <w:start w:val="1"/>
+      <w:numFmt w:val="bullet"/>
+      <w:lvlText w:val=""/>
+      <w:lvlJc w:val="left"/>
+      <w:pPr>
+        <w:tabs>
+          <w:tab w:val="num" w:pos="6480"/>
+        </w:tabs>
+        <w:ind w:left="6480" w:hanging="360"/>
+      </w:pPr>
+      <w:rPr>
+        <w:rFonts w:ascii="Wingdings" w:hAnsi="Wingdings" w:hint="default"/>
+        <w:sz w:val="20"/>
+      </w:rPr>
+    </w:lvl>
+  </w:abstractNum>
+  <w:abstractNum w:abstractNumId="1" w15:restartNumberingAfterBreak="0">
+    <w:nsid w:val="14F2380B"/>
+    <w:multiLevelType w:val="multilevel"/>
+    <w:tmpl w:val="5776B3DC"/>
+    <w:lvl w:ilvl="0">
+      <w:start w:val="1"/>
+      <w:numFmt w:val="bullet"/>
+      <w:lvlText w:val=""/>
+      <w:lvlJc w:val="left"/>
+      <w:pPr>
+        <w:tabs>
+          <w:tab w:val="num" w:pos="720"/>
+        </w:tabs>
+        <w:ind w:left="720" w:hanging="360"/>
+      </w:pPr>
+      <w:rPr>
+        <w:rFonts w:ascii="Symbol" w:hAnsi="Symbol" w:hint="default"/>
+        <w:sz w:val="20"/>
+      </w:rPr>
+    </w:lvl>
+    <w:lvl w:ilvl="1" w:tentative="1">
+      <w:start w:val="1"/>
+      <w:numFmt w:val="bullet"/>
+      <w:lvlText w:val="o"/>
+      <w:lvlJc w:val="left"/>
+      <w:pPr>
+        <w:tabs>
+          <w:tab w:val="num" w:pos="1440"/>
+        </w:tabs>
+        <w:ind w:left="1440" w:hanging="360"/>
+      </w:pPr>
+      <w:rPr>
+        <w:rFonts w:ascii="Courier New" w:hAnsi="Courier New" w:hint="default"/>
+        <w:sz w:val="20"/>
+      </w:rPr>
+    </w:lvl>
+    <w:lvl w:ilvl="2" w:tentative="1">
+      <w:start w:val="1"/>
+      <w:numFmt w:val="bullet"/>
+      <w:lvlText w:val=""/>
+      <w:lvlJc w:val="left"/>
+      <w:pPr>
+        <w:tabs>
+          <w:tab w:val="num" w:pos="2160"/>
+        </w:tabs>
+        <w:ind w:left="2160" w:hanging="360"/>
+      </w:pPr>
+      <w:rPr>
+        <w:rFonts w:ascii="Wingdings" w:hAnsi="Wingdings" w:hint="default"/>
+        <w:sz w:val="20"/>
+      </w:rPr>
+    </w:lvl>
+    <w:lvl w:ilvl="3" w:tentative="1">
+      <w:start w:val="1"/>
+      <w:numFmt w:val="bullet"/>
+      <w:lvlText w:val=""/>
+      <w:lvlJc w:val="left"/>
+      <w:pPr>
+        <w:tabs>
+          <w:tab w:val="num" w:pos="2880"/>
+        </w:tabs>
+        <w:ind w:left="2880" w:hanging="360"/>
+      </w:pPr>
+      <w:rPr>
+        <w:rFonts w:ascii="Wingdings" w:hAnsi="Wingdings" w:hint="default"/>
+        <w:sz w:val="20"/>
+      </w:rPr>
+    </w:lvl>
+    <w:lvl w:ilvl="4" w:tentative="1">
+      <w:start w:val="1"/>
+      <w:numFmt w:val="bullet"/>
+      <w:lvlText w:val=""/>
+      <w:lvlJc w:val="left"/>
+      <w:pPr>
+        <w:tabs>
+          <w:tab w:val="num" w:pos="3600"/>
+        </w:tabs>
+        <w:ind w:left="3600" w:hanging="360"/>
+      </w:pPr>
+      <w:rPr>
+        <w:rFonts w:ascii="Wingdings" w:hAnsi="Wingdings" w:hint="default"/>
+        <w:sz w:val="20"/>
+      </w:rPr>
+    </w:lvl>
+    <w:lvl w:ilvl="5" w:tentative="1">
+      <w:start w:val="1"/>
+      <w:numFmt w:val="bullet"/>
+      <w:lvlText w:val=""/>
+      <w:lvlJc w:val="left"/>
+      <w:pPr>
+        <w:tabs>
+          <w:tab w:val="num" w:pos="4320"/>
+        </w:tabs>
+        <w:ind w:left="4320" w:hanging="360"/>
+      </w:pPr>
+      <w:rPr>
+        <w:rFonts w:ascii="Wingdings" w:hAnsi="Wingdings" w:hint="default"/>
+        <w:sz w:val="20"/>
+      </w:rPr>
+    </w:lvl>
+    <w:lvl w:ilvl="6" w:tentative="1">
+      <w:start w:val="1"/>
+      <w:numFmt w:val="bullet"/>
+      <w:lvlText w:val=""/>
+      <w:lvlJc w:val="left"/>
+      <w:pPr>
+        <w:tabs>
+          <w:tab w:val="num" w:pos="5040"/>
+        </w:tabs>
+        <w:ind w:left="5040" w:hanging="360"/>
+      </w:pPr>
+      <w:rPr>
+        <w:rFonts w:ascii="Wingdings" w:hAnsi="Wingdings" w:hint="default"/>
+        <w:sz w:val="20"/>
+      </w:rPr>
+    </w:lvl>
+    <w:lvl w:ilvl="7" w:tentative="1">
+      <w:start w:val="1"/>
+      <w:numFmt w:val="bullet"/>
+      <w:lvlText w:val=""/>
+      <w:lvlJc w:val="left"/>
+      <w:pPr>
+        <w:tabs>
+          <w:tab w:val="num" w:pos="5760"/>
+        </w:tabs>
+        <w:ind w:left="5760" w:hanging="360"/>
+      </w:pPr>
+      <w:rPr>
+        <w:rFonts w:ascii="Wingdings" w:hAnsi="Wingdings" w:hint="default"/>
+        <w:sz w:val="20"/>
+      </w:rPr>
+    </w:lvl>
+    <w:lvl w:ilvl="8" w:tentative="1">
+      <w:start w:val="1"/>
+      <w:numFmt w:val="bullet"/>
+      <w:lvlText w:val=""/>
+      <w:lvlJc w:val="left"/>
+      <w:pPr>
+        <w:tabs>
+          <w:tab w:val="num" w:pos="6480"/>
+        </w:tabs>
+        <w:ind w:left="6480" w:hanging="360"/>
+      </w:pPr>
+      <w:rPr>
+        <w:rFonts w:ascii="Wingdings" w:hAnsi="Wingdings" w:hint="default"/>
+        <w:sz w:val="20"/>
+      </w:rPr>
+    </w:lvl>
+  </w:abstractNum>
+  <w:num w:numId="1" w16cid:durableId="1024597097">
+    <w:abstractNumId w:val="0"/>
+  </w:num>
+  <w:num w:numId="2" w16cid:durableId="1416437182">
+    <w:abstractNumId w:val="1"/>
+  </w:num>
+</w:numbering>
 </file>
 
 <file path=word/styles.xml><?xml version="1.0" encoding="utf-8"?>
@@ -3024,7 +4317,7 @@
     <w:lsdException w:name="Closing" w:semiHidden="1" w:unhideWhenUsed="1"/>
     <w:lsdException w:name="Signature" w:semiHidden="1" w:unhideWhenUsed="1"/>
     <w:lsdException w:name="Default Paragraph Font" w:semiHidden="1" w:uiPriority="1" w:unhideWhenUsed="1"/>
-    <w:lsdException w:name="Body Text" w:semiHidden="1" w:unhideWhenUsed="1"/>
+    <w:lsdException w:name="Body Text" w:semiHidden="1" w:uiPriority="1" w:unhideWhenUsed="1" w:qFormat="1"/>
     <w:lsdException w:name="Body Text Indent" w:semiHidden="1" w:unhideWhenUsed="1"/>
     <w:lsdException w:name="List Continue" w:semiHidden="1" w:unhideWhenUsed="1"/>
     <w:lsdException w:name="List Continue 2" w:semiHidden="1" w:unhideWhenUsed="1"/>
@@ -3989,6 +5282,66 @@
       <w:bCs/>
     </w:rPr>
   </w:style>
+  <w:style w:type="character" w:styleId="FollowedHyperlink">
+    <w:name w:val="FollowedHyperlink"/>
+    <w:basedOn w:val="DefaultParagraphFont"/>
+    <w:uiPriority w:val="99"/>
+    <w:semiHidden/>
+    <w:unhideWhenUsed/>
+    <w:rsid w:val="00810735"/>
+    <w:rPr>
+      <w:color w:val="96607D" w:themeColor="followedHyperlink"/>
+      <w:u w:val="single"/>
+    </w:rPr>
+  </w:style>
+  <w:style w:type="paragraph" w:styleId="NormalWeb">
+    <w:name w:val="Normal (Web)"/>
+    <w:basedOn w:val="Normal"/>
+    <w:uiPriority w:val="99"/>
+    <w:unhideWhenUsed/>
+    <w:rsid w:val="00AA00F4"/>
+    <w:rPr>
+      <w:rFonts w:cs="Times New Roman"/>
+      <w:sz w:val="24"/>
+    </w:rPr>
+  </w:style>
+  <w:style w:type="paragraph" w:styleId="BodyText">
+    <w:name w:val="Body Text"/>
+    <w:basedOn w:val="Normal"/>
+    <w:link w:val="BodyTextChar"/>
+    <w:uiPriority w:val="1"/>
+    <w:qFormat/>
+    <w:rsid w:val="00C227B2"/>
+    <w:pPr>
+      <w:widowControl w:val="0"/>
+      <w:autoSpaceDE w:val="0"/>
+      <w:autoSpaceDN w:val="0"/>
+      <w:spacing w:after="0" w:line="240" w:lineRule="auto"/>
+      <w:ind w:left="23"/>
+    </w:pPr>
+    <w:rPr>
+      <w:rFonts w:eastAsia="Times New Roman" w:cs="Times New Roman"/>
+      <w:kern w:val="0"/>
+      <w:szCs w:val="28"/>
+      <w:lang w:val="en-US" w:eastAsia="en-US"/>
+      <w14:ligatures w14:val="none"/>
+    </w:rPr>
+  </w:style>
+  <w:style w:type="character" w:customStyle="1" w:styleId="BodyTextChar">
+    <w:name w:val="Body Text Char"/>
+    <w:basedOn w:val="DefaultParagraphFont"/>
+    <w:link w:val="BodyText"/>
+    <w:uiPriority w:val="1"/>
+    <w:rsid w:val="00C227B2"/>
+    <w:rPr>
+      <w:rFonts w:ascii="Times New Roman" w:eastAsia="Times New Roman" w:hAnsi="Times New Roman" w:cs="Times New Roman"/>
+      <w:kern w:val="0"/>
+      <w:sz w:val="28"/>
+      <w:szCs w:val="28"/>
+      <w:lang w:val="en-US" w:eastAsia="en-US"/>
+      <w14:ligatures w14:val="none"/>
+    </w:rPr>
+  </w:style>
 </w:styles>
 </file>
 
